--- a/guide_builder/P01_Gamepad_Lights_Guide.docx
+++ b/guide_builder/P01_Gamepad_Lights_Guide.docx
@@ -42,12 +42,12 @@
       </w:r>
       <w:r>
         <w:rPr>
-          <w:rFonts w:ascii="Consolas" w:cs="Consolas" w:eastAsia="Consolas" w:hAnsi="Consolas"/>
+          <w:rFonts w:ascii="Roboto Mono" w:cs="Roboto Mono" w:eastAsia="Roboto Mono" w:hAnsi="Roboto Mono"/>
           <w:i/>
           <w:iCs/>
           <w:color w:val="595959"/>
-          <w:sz w:val="20"/>
-          <w:szCs w:val="20"/>
+          <w:sz w:val="19"/>
+          <w:szCs w:val="19"/>
         </w:rPr>
         <w:t xml:space="preserve">p01_gamepad_lights.py</w:t>
       </w:r>
@@ -63,12 +63,12 @@
       </w:r>
       <w:r>
         <w:rPr>
-          <w:rFonts w:ascii="Consolas" w:cs="Consolas" w:eastAsia="Consolas" w:hAnsi="Consolas"/>
+          <w:rFonts w:ascii="Roboto Mono" w:cs="Roboto Mono" w:eastAsia="Roboto Mono" w:hAnsi="Roboto Mono"/>
           <w:i/>
           <w:iCs/>
           <w:color w:val="595959"/>
-          <w:sz w:val="20"/>
-          <w:szCs w:val="20"/>
+          <w:sz w:val="19"/>
+          <w:szCs w:val="19"/>
         </w:rPr>
         <w:t xml:space="preserve">/workspace/p01.py</w:t>
       </w:r>
@@ -84,12 +84,12 @@
       </w:r>
       <w:r>
         <w:rPr>
-          <w:rFonts w:ascii="Consolas" w:cs="Consolas" w:eastAsia="Consolas" w:hAnsi="Consolas"/>
+          <w:rFonts w:ascii="Roboto Mono" w:cs="Roboto Mono" w:eastAsia="Roboto Mono" w:hAnsi="Roboto Mono"/>
           <w:i/>
           <w:iCs/>
           <w:color w:val="595959"/>
-          <w:sz w:val="20"/>
-          <w:szCs w:val="20"/>
+          <w:sz w:val="19"/>
+          <w:szCs w:val="19"/>
         </w:rPr>
         <w:t xml:space="preserve">/workspace</w:t>
       </w:r>
@@ -133,31 +133,77 @@
         <w:spacing w:after="120" w:before="260"/>
       </w:pPr>
       <w:r>
-        <w:t xml:space="preserve">1. The main loop</w:t>
-      </w:r>
-    </w:p>
-    <w:p>
-      <w:pPr>
-        <w:spacing w:after="120" w:line="276"/>
-      </w:pPr>
-      <w:r>
-        <w:rPr>
-          <w:sz w:val="22"/>
-          <w:szCs w:val="22"/>
-        </w:rPr>
-        <w:t xml:space="preserve">Real robots do not run once and stop. They loop. They check their sensors over and over, hundreds of times a second.</w:t>
-      </w:r>
-    </w:p>
-    <w:p>
-      <w:pPr>
-        <w:spacing w:after="120" w:line="276"/>
-      </w:pPr>
-      <w:r>
-        <w:rPr>
-          <w:sz w:val="22"/>
-          <w:szCs w:val="22"/>
-        </w:rPr>
-        <w:t xml:space="preserve">Your code has a loop like this:</w:t>
+        <w:t xml:space="preserve">1. You type the code yourself</w:t>
+      </w:r>
+    </w:p>
+    <w:p>
+      <w:pPr>
+        <w:spacing w:after="120" w:line="276"/>
+      </w:pPr>
+      <w:r>
+        <w:rPr>
+          <w:sz w:val="22"/>
+          <w:szCs w:val="22"/>
+        </w:rPr>
+        <w:t xml:space="preserve">Your Python file is mostly empty. That is on purpose.</w:t>
+      </w:r>
+    </w:p>
+    <w:p>
+      <w:pPr>
+        <w:spacing w:after="120" w:line="276"/>
+      </w:pPr>
+      <w:r>
+        <w:rPr>
+          <w:sz w:val="22"/>
+          <w:szCs w:val="22"/>
+        </w:rPr>
+        <w:t xml:space="preserve">Every line you need is printed in Part 2 of this guide, and you type it into the file by hand. Typing it is the point. It is how the shape of Python gets into your hands instead of just past your eyes.</w:t>
+      </w:r>
+    </w:p>
+    <w:p>
+      <w:pPr>
+        <w:spacing w:after="120" w:line="276"/>
+      </w:pPr>
+      <w:r>
+        <w:rPr>
+          <w:sz w:val="22"/>
+          <w:szCs w:val="22"/>
+        </w:rPr>
+        <w:t xml:space="preserve">You will make mistakes doing this. Everyone does. Finding them is most of what programming is.</w:t>
+      </w:r>
+    </w:p>
+    <w:p>
+      <w:pPr>
+        <w:pStyle w:val="Heading2"/>
+        <w:keepNext/>
+        <w:spacing w:after="120" w:before="260"/>
+      </w:pPr>
+      <w:r>
+        <w:t xml:space="preserve">2. Blocks</w:t>
+      </w:r>
+    </w:p>
+    <w:p>
+      <w:pPr>
+        <w:spacing w:after="120" w:line="276"/>
+      </w:pPr>
+      <w:r>
+        <w:rPr>
+          <w:sz w:val="22"/>
+          <w:szCs w:val="22"/>
+        </w:rPr>
+        <w:t xml:space="preserve">A program is not just a list of lines. Lines get grouped, and a group of lines is called a block.</w:t>
+      </w:r>
+    </w:p>
+    <w:p>
+      <w:pPr>
+        <w:spacing w:after="120" w:line="276"/>
+      </w:pPr>
+      <w:r>
+        <w:rPr>
+          <w:sz w:val="22"/>
+          <w:szCs w:val="22"/>
+        </w:rPr>
+        <w:t xml:space="preserve">Here is the idea without any robot in it:</w:t>
       </w:r>
     </w:p>
     <w:tbl>
@@ -201,11 +247,50 @@
             </w:pPr>
             <w:r>
               <w:rPr>
-                <w:rFonts w:ascii="Consolas" w:cs="Consolas" w:eastAsia="Consolas" w:hAnsi="Consolas"/>
-                <w:sz w:val="19"/>
-                <w:szCs w:val="19"/>
-              </w:rPr>
-              <w:t xml:space="preserve">while not (alvik.get_touch_cancel() or gamepad.buttons['options']):</w:t>
+                <w:rFonts w:ascii="Roboto Mono" w:cs="Roboto Mono" w:eastAsia="Roboto Mono" w:hAnsi="Roboto Mono"/>
+                <w:sz w:val="19"/>
+                <w:szCs w:val="19"/>
+              </w:rPr>
+              <w:t xml:space="preserve">if it is raining:</w:t>
+            </w:r>
+          </w:p>
+          <w:p>
+            <w:pPr>
+              <w:spacing w:after="0" w:line="240"/>
+            </w:pPr>
+            <w:r>
+              <w:rPr>
+                <w:rFonts w:ascii="Roboto Mono" w:cs="Roboto Mono" w:eastAsia="Roboto Mono" w:hAnsi="Roboto Mono"/>
+                <w:sz w:val="19"/>
+                <w:szCs w:val="19"/>
+              </w:rPr>
+              <w:t xml:space="preserve">    take an umbrella</w:t>
+            </w:r>
+          </w:p>
+          <w:p>
+            <w:pPr>
+              <w:spacing w:after="0" w:line="240"/>
+            </w:pPr>
+            <w:r>
+              <w:rPr>
+                <w:rFonts w:ascii="Roboto Mono" w:cs="Roboto Mono" w:eastAsia="Roboto Mono" w:hAnsi="Roboto Mono"/>
+                <w:sz w:val="19"/>
+                <w:szCs w:val="19"/>
+              </w:rPr>
+              <w:t xml:space="preserve">    wear boots</w:t>
+            </w:r>
+          </w:p>
+          <w:p>
+            <w:pPr>
+              <w:spacing w:after="0" w:line="240"/>
+            </w:pPr>
+            <w:r>
+              <w:rPr>
+                <w:rFonts w:ascii="Roboto Mono" w:cs="Roboto Mono" w:eastAsia="Roboto Mono" w:hAnsi="Roboto Mono"/>
+                <w:sz w:val="19"/>
+                <w:szCs w:val="19"/>
+              </w:rPr>
+              <w:t xml:space="preserve">go to school</w:t>
             </w:r>
           </w:p>
         </w:tc>
@@ -213,31 +298,139 @@
     </w:tbl>
     <w:p>
       <w:pPr>
-        <w:spacing w:after="140"/>
-      </w:pPr>
-    </w:p>
-    <w:p>
-      <w:pPr>
-        <w:spacing w:after="120" w:line="276"/>
-      </w:pPr>
-      <w:r>
-        <w:rPr>
-          <w:sz w:val="22"/>
-          <w:szCs w:val="22"/>
-        </w:rPr>
-        <w:t xml:space="preserve">Everything indented under that line runs again and again.</w:t>
-      </w:r>
-    </w:p>
-    <w:p>
-      <w:pPr>
-        <w:spacing w:after="120" w:line="276"/>
-      </w:pPr>
-      <w:r>
-        <w:rPr>
-          <w:sz w:val="22"/>
-          <w:szCs w:val="22"/>
-        </w:rPr>
-        <w:t xml:space="preserve">That line is also your stop button. Touch Cancel (X) on the robot, or press Options on the gamepad, and the loop ends on its own. You do not need Thonny's Stop button.</w:t>
+        <w:spacing w:after="60" w:line="120"/>
+      </w:pPr>
+      <w:r>
+        <w:rPr>
+          <w:sz w:val="8"/>
+          <w:szCs w:val="8"/>
+        </w:rPr>
+        <w:t xml:space="preserve"/>
+      </w:r>
+    </w:p>
+    <w:p>
+      <w:pPr>
+        <w:spacing w:after="120" w:line="276"/>
+      </w:pPr>
+      <w:r>
+        <w:rPr>
+          <w:sz w:val="22"/>
+          <w:szCs w:val="22"/>
+        </w:rPr>
+        <w:t xml:space="preserve">"Take an umbrella" and "wear boots" are a block. They belong to the rain. If it is not raining you skip both of them. "Go to school" is not in the block, so it happens either way.</w:t>
+      </w:r>
+    </w:p>
+    <w:p>
+      <w:pPr>
+        <w:spacing w:after="120" w:line="276"/>
+      </w:pPr>
+      <w:r>
+        <w:rPr>
+          <w:sz w:val="22"/>
+          <w:szCs w:val="22"/>
+        </w:rPr>
+        <w:t xml:space="preserve">Python shows blocks by pushing them to the right:</w:t>
+      </w:r>
+    </w:p>
+    <w:p>
+      <w:pPr>
+        <w:pStyle w:val="ListParagraph"/>
+        <w:numPr>
+          <w:ilvl w:val="0"/>
+          <w:numId w:val="2"/>
+        </w:numPr>
+        <w:spacing w:after="80" w:line="276"/>
+      </w:pPr>
+      <w:r>
+        <w:rPr>
+          <w:sz w:val="22"/>
+          <w:szCs w:val="22"/>
+        </w:rPr>
+        <w:t xml:space="preserve">A line that ends with a colon starts a block.</w:t>
+      </w:r>
+    </w:p>
+    <w:p>
+      <w:pPr>
+        <w:pStyle w:val="ListParagraph"/>
+        <w:numPr>
+          <w:ilvl w:val="0"/>
+          <w:numId w:val="2"/>
+        </w:numPr>
+        <w:spacing w:after="80" w:line="276"/>
+      </w:pPr>
+      <w:r>
+        <w:rPr>
+          <w:sz w:val="22"/>
+          <w:szCs w:val="22"/>
+        </w:rPr>
+        <w:t xml:space="preserve">The lines pushed to the right below it are the block.</w:t>
+      </w:r>
+    </w:p>
+    <w:p>
+      <w:pPr>
+        <w:pStyle w:val="ListParagraph"/>
+        <w:numPr>
+          <w:ilvl w:val="0"/>
+          <w:numId w:val="2"/>
+        </w:numPr>
+        <w:spacing w:after="80" w:line="276"/>
+      </w:pPr>
+      <w:r>
+        <w:rPr>
+          <w:sz w:val="22"/>
+          <w:szCs w:val="22"/>
+        </w:rPr>
+        <w:t xml:space="preserve">The first line that comes back to the left ends the block.</w:t>
+      </w:r>
+    </w:p>
+    <w:p>
+      <w:pPr>
+        <w:spacing w:after="60"/>
+      </w:pPr>
+    </w:p>
+    <w:p>
+      <w:pPr>
+        <w:spacing w:after="120" w:line="276"/>
+      </w:pPr>
+      <w:r>
+        <w:rPr>
+          <w:sz w:val="22"/>
+          <w:szCs w:val="22"/>
+        </w:rPr>
+        <w:t xml:space="preserve">A block can hold another block. That is normal, and your file does it.</w:t>
+      </w:r>
+    </w:p>
+    <w:p>
+      <w:pPr>
+        <w:spacing w:after="120" w:line="276"/>
+      </w:pPr>
+      <w:r>
+        <w:rPr>
+          <w:b/>
+          <w:bCs/>
+          <w:sz w:val="22"/>
+          <w:szCs w:val="22"/>
+        </w:rPr>
+        <w:t xml:space="preserve">Thonny does the pushing for you.</w:t>
+      </w:r>
+      <w:r>
+        <w:rPr>
+          <w:sz w:val="22"/>
+          <w:szCs w:val="22"/>
+        </w:rPr>
+        <w:t xml:space="preserve"> End a line with a colon, press Enter, and the cursor is already sitting where the block starts. It keeps you there, line after line, until you tell it otherwise. To come back out of a block, press Backspace once.</w:t>
+      </w:r>
+    </w:p>
+    <w:p>
+      <w:pPr>
+        <w:spacing w:after="120" w:line="276"/>
+      </w:pPr>
+      <w:r>
+        <w:rPr>
+          <w:sz w:val="22"/>
+          <w:szCs w:val="22"/>
+        </w:rPr>
+        <w:t xml:space="preserve">So when you type code out of this guide, you mostly do not have to think about the spacing at all.</w:t>
       </w:r>
     </w:p>
     <w:p>
@@ -247,19 +440,19 @@
         <w:spacing w:after="120" w:before="260"/>
       </w:pPr>
       <w:r>
-        <w:t xml:space="preserve">2. Ask the gamepad for fresh data</w:t>
-      </w:r>
-    </w:p>
-    <w:p>
-      <w:pPr>
-        <w:spacing w:after="120" w:line="276"/>
-      </w:pPr>
-      <w:r>
-        <w:rPr>
-          <w:sz w:val="22"/>
-          <w:szCs w:val="22"/>
-        </w:rPr>
-        <w:t xml:space="preserve">The first line inside the loop is this:</w:t>
+        <w:t xml:space="preserve">3. Setting up</w:t>
+      </w:r>
+    </w:p>
+    <w:p>
+      <w:pPr>
+        <w:spacing w:after="120" w:line="276"/>
+      </w:pPr>
+      <w:r>
+        <w:rPr>
+          <w:sz w:val="22"/>
+          <w:szCs w:val="22"/>
+        </w:rPr>
+        <w:t xml:space="preserve">The first thing your program does is build what it needs:</w:t>
       </w:r>
     </w:p>
     <w:tbl>
@@ -303,11 +496,50 @@
             </w:pPr>
             <w:r>
               <w:rPr>
-                <w:rFonts w:ascii="Consolas" w:cs="Consolas" w:eastAsia="Consolas" w:hAnsi="Consolas"/>
-                <w:sz w:val="19"/>
-                <w:szCs w:val="19"/>
-              </w:rPr>
-              <w:t xml:space="preserve">gamepad.update()</w:t>
+                <w:rFonts w:ascii="Roboto Mono" w:cs="Roboto Mono" w:eastAsia="Roboto Mono" w:hAnsi="Roboto Mono"/>
+                <w:sz w:val="19"/>
+                <w:szCs w:val="19"/>
+              </w:rPr>
+              <w:t xml:space="preserve">alvik = ArduinoAlvik()</w:t>
+            </w:r>
+          </w:p>
+          <w:p>
+            <w:pPr>
+              <w:spacing w:after="0" w:line="240"/>
+            </w:pPr>
+            <w:r>
+              <w:rPr>
+                <w:rFonts w:ascii="Roboto Mono" w:cs="Roboto Mono" w:eastAsia="Roboto Mono" w:hAnsi="Roboto Mono"/>
+                <w:sz w:val="19"/>
+                <w:szCs w:val="19"/>
+              </w:rPr>
+              <w:t xml:space="preserve">alvik.begin()</w:t>
+            </w:r>
+          </w:p>
+          <w:p>
+            <w:pPr>
+              <w:spacing w:after="0" w:line="240"/>
+            </w:pPr>
+            <w:r>
+              <w:rPr>
+                <w:rFonts w:ascii="Roboto Mono" w:cs="Roboto Mono" w:eastAsia="Roboto Mono" w:hAnsi="Roboto Mono"/>
+                <w:sz w:val="19"/>
+                <w:szCs w:val="19"/>
+              </w:rPr>
+              <w:t xml:space="preserve">sb = SuperBot(alvik)</w:t>
+            </w:r>
+          </w:p>
+          <w:p>
+            <w:pPr>
+              <w:spacing w:after="0" w:line="240"/>
+            </w:pPr>
+            <w:r>
+              <w:rPr>
+                <w:rFonts w:ascii="Roboto Mono" w:cs="Roboto Mono" w:eastAsia="Roboto Mono" w:hAnsi="Roboto Mono"/>
+                <w:sz w:val="19"/>
+                <w:szCs w:val="19"/>
+              </w:rPr>
+              <w:t xml:space="preserve">gamepad = RobotGamepad(alvik)</w:t>
             </w:r>
           </w:p>
         </w:tc>
@@ -315,56 +547,26 @@
     </w:tbl>
     <w:p>
       <w:pPr>
-        <w:spacing w:after="140"/>
-      </w:pPr>
-    </w:p>
-    <w:p>
-      <w:pPr>
-        <w:spacing w:after="120" w:line="276"/>
-      </w:pPr>
-      <w:r>
-        <w:rPr>
-          <w:sz w:val="22"/>
-          <w:szCs w:val="22"/>
-        </w:rPr>
-        <w:t xml:space="preserve">Think of it like checking your phone. If you never refresh, you never see the new text. </w:t>
-      </w:r>
-      <w:r>
-        <w:rPr>
-          <w:rFonts w:ascii="Consolas" w:cs="Consolas" w:eastAsia="Consolas" w:hAnsi="Consolas"/>
-          <w:sz w:val="20"/>
-          <w:szCs w:val="20"/>
-        </w:rPr>
-        <w:t xml:space="preserve">gamepad.update()</w:t>
-      </w:r>
-      <w:r>
-        <w:rPr>
-          <w:sz w:val="22"/>
-          <w:szCs w:val="22"/>
-        </w:rPr>
-        <w:t xml:space="preserve"> asks the controller which buttons are down right now. Leave it out and your robot is flying blind.</w:t>
-      </w:r>
-    </w:p>
-    <w:p>
-      <w:pPr>
-        <w:pStyle w:val="Heading2"/>
-        <w:keepNext/>
-        <w:spacing w:after="120" w:before="260"/>
-      </w:pPr>
-      <w:r>
-        <w:t xml:space="preserve">3. Making choices</w:t>
-      </w:r>
-    </w:p>
-    <w:p>
-      <w:pPr>
-        <w:spacing w:after="120" w:line="276"/>
-      </w:pPr>
-      <w:r>
-        <w:rPr>
-          <w:sz w:val="22"/>
-          <w:szCs w:val="22"/>
-        </w:rPr>
-        <w:t xml:space="preserve">Now the robot has the button data. It has to decide what to do. You write rules.</w:t>
+        <w:spacing w:after="60" w:line="120"/>
+      </w:pPr>
+      <w:r>
+        <w:rPr>
+          <w:sz w:val="8"/>
+          <w:szCs w:val="8"/>
+        </w:rPr>
+        <w:t xml:space="preserve"/>
+      </w:r>
+    </w:p>
+    <w:p>
+      <w:pPr>
+        <w:spacing w:after="120" w:line="276"/>
+      </w:pPr>
+      <w:r>
+        <w:rPr>
+          <w:sz w:val="22"/>
+          <w:szCs w:val="22"/>
+        </w:rPr>
+        <w:t xml:space="preserve">Each of those lines makes one thing and gives it a name. Programmers call those things objects. An object is a bundle of information plus the commands that go with it — the robot is an object, the gamepad is an object.</w:t>
       </w:r>
     </w:p>
     <w:p>
@@ -378,18 +580,48 @@
       </w:pPr>
       <w:r>
         <w:rPr>
-          <w:rFonts w:ascii="Consolas" w:cs="Consolas" w:eastAsia="Consolas" w:hAnsi="Consolas"/>
-          <w:sz w:val="20"/>
-          <w:szCs w:val="20"/>
-        </w:rPr>
-        <w:t xml:space="preserve">if</w:t>
-      </w:r>
-      <w:r>
-        <w:rPr>
-          <w:sz w:val="22"/>
-          <w:szCs w:val="22"/>
-        </w:rPr>
-        <w:t xml:space="preserve"> is the first rule. Python checks it first.</w:t>
+          <w:rFonts w:ascii="Roboto Mono" w:cs="Roboto Mono" w:eastAsia="Roboto Mono" w:hAnsi="Roboto Mono"/>
+          <w:sz w:val="19"/>
+          <w:szCs w:val="19"/>
+        </w:rPr>
+        <w:t xml:space="preserve">alvik</w:t>
+      </w:r>
+      <w:r>
+        <w:rPr>
+          <w:sz w:val="22"/>
+          <w:szCs w:val="22"/>
+        </w:rPr>
+        <w:t xml:space="preserve"> is the robot itself. </w:t>
+      </w:r>
+      <w:r>
+        <w:rPr>
+          <w:rFonts w:ascii="Roboto Mono" w:cs="Roboto Mono" w:eastAsia="Roboto Mono" w:hAnsi="Roboto Mono"/>
+          <w:sz w:val="19"/>
+          <w:szCs w:val="19"/>
+        </w:rPr>
+        <w:t xml:space="preserve">ArduinoAlvik()</w:t>
+      </w:r>
+      <w:r>
+        <w:rPr>
+          <w:sz w:val="22"/>
+          <w:szCs w:val="22"/>
+        </w:rPr>
+        <w:t xml:space="preserve"> builds it and </w:t>
+      </w:r>
+      <w:r>
+        <w:rPr>
+          <w:rFonts w:ascii="Roboto Mono" w:cs="Roboto Mono" w:eastAsia="Roboto Mono" w:hAnsi="Roboto Mono"/>
+          <w:sz w:val="19"/>
+          <w:szCs w:val="19"/>
+        </w:rPr>
+        <w:t xml:space="preserve">begin()</w:t>
+      </w:r>
+      <w:r>
+        <w:rPr>
+          <w:sz w:val="22"/>
+          <w:szCs w:val="22"/>
+        </w:rPr>
+        <w:t xml:space="preserve"> starts it running.</w:t>
       </w:r>
     </w:p>
     <w:p>
@@ -403,18 +635,18 @@
       </w:pPr>
       <w:r>
         <w:rPr>
-          <w:rFonts w:ascii="Consolas" w:cs="Consolas" w:eastAsia="Consolas" w:hAnsi="Consolas"/>
-          <w:sz w:val="20"/>
-          <w:szCs w:val="20"/>
-        </w:rPr>
-        <w:t xml:space="preserve">elif</w:t>
-      </w:r>
-      <w:r>
-        <w:rPr>
-          <w:sz w:val="22"/>
-          <w:szCs w:val="22"/>
-        </w:rPr>
-        <w:t xml:space="preserve"> is the next rule. Python only checks it if the rule above was false.</w:t>
+          <w:rFonts w:ascii="Roboto Mono" w:cs="Roboto Mono" w:eastAsia="Roboto Mono" w:hAnsi="Roboto Mono"/>
+          <w:sz w:val="19"/>
+          <w:szCs w:val="19"/>
+        </w:rPr>
+        <w:t xml:space="preserve">sb</w:t>
+      </w:r>
+      <w:r>
+        <w:rPr>
+          <w:sz w:val="22"/>
+          <w:szCs w:val="22"/>
+        </w:rPr>
+        <w:t xml:space="preserve"> is a SuperBot. Think of it as an Iron Man suit for the Alvik. The robot climbs inside and comes out able to do things it cannot do on its own. This class built the suit. Every project puts it on, and each project uses a few more of its powers. Today you use exactly one.</w:t>
       </w:r>
     </w:p>
     <w:p>
@@ -428,18 +660,18 @@
       </w:pPr>
       <w:r>
         <w:rPr>
-          <w:rFonts w:ascii="Consolas" w:cs="Consolas" w:eastAsia="Consolas" w:hAnsi="Consolas"/>
-          <w:sz w:val="20"/>
-          <w:szCs w:val="20"/>
-        </w:rPr>
-        <w:t xml:space="preserve">else</w:t>
-      </w:r>
-      <w:r>
-        <w:rPr>
-          <w:sz w:val="22"/>
-          <w:szCs w:val="22"/>
-        </w:rPr>
-        <w:t xml:space="preserve"> is the catch-all. It runs when nothing else matched.</w:t>
+          <w:rFonts w:ascii="Roboto Mono" w:cs="Roboto Mono" w:eastAsia="Roboto Mono" w:hAnsi="Roboto Mono"/>
+          <w:sz w:val="19"/>
+          <w:szCs w:val="19"/>
+        </w:rPr>
+        <w:t xml:space="preserve">gamepad</w:t>
+      </w:r>
+      <w:r>
+        <w:rPr>
+          <w:sz w:val="22"/>
+          <w:szCs w:val="22"/>
+        </w:rPr>
+        <w:t xml:space="preserve"> is the controller. Building it starts the robot's own WiFi network and then waits. The lights blink yellow until your browser connects, then turn green.</w:t>
       </w:r>
     </w:p>
     <w:p>
@@ -456,7 +688,99 @@
           <w:sz w:val="22"/>
           <w:szCs w:val="22"/>
         </w:rPr>
-        <w:t xml:space="preserve">Checking a button looks like this:</w:t>
+        <w:t xml:space="preserve">The order matters. </w:t>
+      </w:r>
+      <w:r>
+        <w:rPr>
+          <w:rFonts w:ascii="Roboto Mono" w:cs="Roboto Mono" w:eastAsia="Roboto Mono" w:hAnsi="Roboto Mono"/>
+          <w:sz w:val="19"/>
+          <w:szCs w:val="19"/>
+        </w:rPr>
+        <w:t xml:space="preserve">alvik</w:t>
+      </w:r>
+      <w:r>
+        <w:rPr>
+          <w:sz w:val="22"/>
+          <w:szCs w:val="22"/>
+        </w:rPr>
+        <w:t xml:space="preserve"> has to exist </w:t>
+      </w:r>
+      <w:r>
+        <w:rPr>
+          <w:i/>
+          <w:iCs/>
+          <w:sz w:val="22"/>
+          <w:szCs w:val="22"/>
+        </w:rPr>
+        <w:t xml:space="preserve">and</w:t>
+      </w:r>
+      <w:r>
+        <w:rPr>
+          <w:sz w:val="22"/>
+          <w:szCs w:val="22"/>
+        </w:rPr>
+        <w:t xml:space="preserve"> be running before the other two lines, because both of them are handed </w:t>
+      </w:r>
+      <w:r>
+        <w:rPr>
+          <w:rFonts w:ascii="Roboto Mono" w:cs="Roboto Mono" w:eastAsia="Roboto Mono" w:hAnsi="Roboto Mono"/>
+          <w:sz w:val="19"/>
+          <w:szCs w:val="19"/>
+        </w:rPr>
+        <w:t xml:space="preserve">alvik</w:t>
+      </w:r>
+      <w:r>
+        <w:rPr>
+          <w:sz w:val="22"/>
+          <w:szCs w:val="22"/>
+        </w:rPr>
+        <w:t xml:space="preserve"> to work with.</w:t>
+      </w:r>
+    </w:p>
+    <w:p>
+      <w:pPr>
+        <w:spacing w:after="120" w:line="276"/>
+      </w:pPr>
+      <w:r>
+        <w:rPr>
+          <w:sz w:val="22"/>
+          <w:szCs w:val="22"/>
+        </w:rPr>
+        <w:t xml:space="preserve">When you run the program, the Shell prints a version number for each part of the suit as it loads. That is normal. It is how you know which version of the code your robot is running.</w:t>
+      </w:r>
+    </w:p>
+    <w:p>
+      <w:pPr>
+        <w:pStyle w:val="Heading2"/>
+        <w:keepNext/>
+        <w:spacing w:after="120" w:before="260"/>
+      </w:pPr>
+      <w:r>
+        <w:t xml:space="preserve">4. The main loop</w:t>
+      </w:r>
+    </w:p>
+    <w:p>
+      <w:pPr>
+        <w:spacing w:after="120" w:line="276"/>
+      </w:pPr>
+      <w:r>
+        <w:rPr>
+          <w:sz w:val="22"/>
+          <w:szCs w:val="22"/>
+        </w:rPr>
+        <w:t xml:space="preserve">Real robots do not run once and stop. They loop. They check their sensors over and over, hundreds of times a second.</w:t>
+      </w:r>
+    </w:p>
+    <w:p>
+      <w:pPr>
+        <w:spacing w:after="120" w:line="276"/>
+      </w:pPr>
+      <w:r>
+        <w:rPr>
+          <w:sz w:val="22"/>
+          <w:szCs w:val="22"/>
+        </w:rPr>
+        <w:t xml:space="preserve">Your loop is already in the file:</w:t>
       </w:r>
     </w:p>
     <w:tbl>
@@ -500,24 +824,11 @@
             </w:pPr>
             <w:r>
               <w:rPr>
-                <w:rFonts w:ascii="Consolas" w:cs="Consolas" w:eastAsia="Consolas" w:hAnsi="Consolas"/>
-                <w:sz w:val="19"/>
-                <w:szCs w:val="19"/>
-              </w:rPr>
-              <w:t xml:space="preserve">if gamepad.buttons['cross']:</w:t>
-            </w:r>
-          </w:p>
-          <w:p>
-            <w:pPr>
-              <w:spacing w:after="0" w:line="240"/>
-            </w:pPr>
-            <w:r>
-              <w:rPr>
-                <w:rFonts w:ascii="Consolas" w:cs="Consolas" w:eastAsia="Consolas" w:hAnsi="Consolas"/>
-                <w:sz w:val="19"/>
-                <w:szCs w:val="19"/>
-              </w:rPr>
-              <w:t xml:space="preserve">    # do something while X is held</w:t>
+                <w:rFonts w:ascii="Roboto Mono" w:cs="Roboto Mono" w:eastAsia="Roboto Mono" w:hAnsi="Roboto Mono"/>
+                <w:sz w:val="19"/>
+                <w:szCs w:val="19"/>
+              </w:rPr>
+              <w:t xml:space="preserve">while not (sb.held('cancel') or gamepad.held('options')):</w:t>
             </w:r>
           </w:p>
         </w:tc>
@@ -525,34 +836,163 @@
     </w:tbl>
     <w:p>
       <w:pPr>
-        <w:spacing w:after="140"/>
-      </w:pPr>
-    </w:p>
-    <w:p>
-      <w:pPr>
-        <w:spacing w:after="120" w:line="276"/>
-      </w:pPr>
-      <w:r>
-        <w:rPr>
-          <w:sz w:val="22"/>
-          <w:szCs w:val="22"/>
-        </w:rPr>
-        <w:t xml:space="preserve">Only ONE branch runs each time through the loop. That is the point of a chain. If you used three separate </w:t>
-      </w:r>
-      <w:r>
-        <w:rPr>
-          <w:rFonts w:ascii="Consolas" w:cs="Consolas" w:eastAsia="Consolas" w:hAnsi="Consolas"/>
-          <w:sz w:val="20"/>
-          <w:szCs w:val="20"/>
-        </w:rPr>
-        <w:t xml:space="preserve">if</w:t>
-      </w:r>
-      <w:r>
-        <w:rPr>
-          <w:sz w:val="22"/>
-          <w:szCs w:val="22"/>
-        </w:rPr>
-        <w:t xml:space="preserve"> statements instead, two of them could run at once and the lights would fight each other.</w:t>
+        <w:spacing w:after="60" w:line="120"/>
+      </w:pPr>
+      <w:r>
+        <w:rPr>
+          <w:sz w:val="8"/>
+          <w:szCs w:val="8"/>
+        </w:rPr>
+        <w:t xml:space="preserve"/>
+      </w:r>
+    </w:p>
+    <w:p>
+      <w:pPr>
+        <w:spacing w:after="120" w:line="276"/>
+      </w:pPr>
+      <w:r>
+        <w:rPr>
+          <w:sz w:val="22"/>
+          <w:szCs w:val="22"/>
+        </w:rPr>
+        <w:t xml:space="preserve">That line ends in a colon, so everything below it that is pushed to the right is the loop's block. It runs again and again.</w:t>
+      </w:r>
+    </w:p>
+    <w:p>
+      <w:pPr>
+        <w:spacing w:after="120" w:line="276"/>
+      </w:pPr>
+      <w:r>
+        <w:rPr>
+          <w:sz w:val="22"/>
+          <w:szCs w:val="22"/>
+        </w:rPr>
+        <w:t xml:space="preserve">That line is also your stop button. Touch Cancel on the robot, or press Options on the gamepad, and the loop ends on its own. You do not need Thonny's Stop button.</w:t>
+      </w:r>
+    </w:p>
+    <w:p>
+      <w:pPr>
+        <w:spacing w:after="120" w:line="276"/>
+      </w:pPr>
+      <w:r>
+        <w:rPr>
+          <w:rFonts w:ascii="Roboto Mono" w:cs="Roboto Mono" w:eastAsia="Roboto Mono" w:hAnsi="Roboto Mono"/>
+          <w:sz w:val="19"/>
+          <w:szCs w:val="19"/>
+        </w:rPr>
+        <w:t xml:space="preserve">held</w:t>
+      </w:r>
+      <w:r>
+        <w:rPr>
+          <w:sz w:val="22"/>
+          <w:szCs w:val="22"/>
+        </w:rPr>
+        <w:t xml:space="preserve"> answers one question: is that button down right now? The robot's own touch pads are </w:t>
+      </w:r>
+      <w:r>
+        <w:rPr>
+          <w:rFonts w:ascii="Roboto Mono" w:cs="Roboto Mono" w:eastAsia="Roboto Mono" w:hAnsi="Roboto Mono"/>
+          <w:sz w:val="19"/>
+          <w:szCs w:val="19"/>
+        </w:rPr>
+        <w:t xml:space="preserve">'up'</w:t>
+      </w:r>
+      <w:r>
+        <w:rPr>
+          <w:sz w:val="22"/>
+          <w:szCs w:val="22"/>
+        </w:rPr>
+        <w:t xml:space="preserve">, </w:t>
+      </w:r>
+      <w:r>
+        <w:rPr>
+          <w:rFonts w:ascii="Roboto Mono" w:cs="Roboto Mono" w:eastAsia="Roboto Mono" w:hAnsi="Roboto Mono"/>
+          <w:sz w:val="19"/>
+          <w:szCs w:val="19"/>
+        </w:rPr>
+        <w:t xml:space="preserve">'down'</w:t>
+      </w:r>
+      <w:r>
+        <w:rPr>
+          <w:sz w:val="22"/>
+          <w:szCs w:val="22"/>
+        </w:rPr>
+        <w:t xml:space="preserve">, </w:t>
+      </w:r>
+      <w:r>
+        <w:rPr>
+          <w:rFonts w:ascii="Roboto Mono" w:cs="Roboto Mono" w:eastAsia="Roboto Mono" w:hAnsi="Roboto Mono"/>
+          <w:sz w:val="19"/>
+          <w:szCs w:val="19"/>
+        </w:rPr>
+        <w:t xml:space="preserve">'left'</w:t>
+      </w:r>
+      <w:r>
+        <w:rPr>
+          <w:sz w:val="22"/>
+          <w:szCs w:val="22"/>
+        </w:rPr>
+        <w:t xml:space="preserve">, </w:t>
+      </w:r>
+      <w:r>
+        <w:rPr>
+          <w:rFonts w:ascii="Roboto Mono" w:cs="Roboto Mono" w:eastAsia="Roboto Mono" w:hAnsi="Roboto Mono"/>
+          <w:sz w:val="19"/>
+          <w:szCs w:val="19"/>
+        </w:rPr>
+        <w:t xml:space="preserve">'right'</w:t>
+      </w:r>
+      <w:r>
+        <w:rPr>
+          <w:sz w:val="22"/>
+          <w:szCs w:val="22"/>
+        </w:rPr>
+        <w:t xml:space="preserve">, </w:t>
+      </w:r>
+      <w:r>
+        <w:rPr>
+          <w:rFonts w:ascii="Roboto Mono" w:cs="Roboto Mono" w:eastAsia="Roboto Mono" w:hAnsi="Roboto Mono"/>
+          <w:sz w:val="19"/>
+          <w:szCs w:val="19"/>
+        </w:rPr>
+        <w:t xml:space="preserve">'ok'</w:t>
+      </w:r>
+      <w:r>
+        <w:rPr>
+          <w:sz w:val="22"/>
+          <w:szCs w:val="22"/>
+        </w:rPr>
+        <w:t xml:space="preserve"> and </w:t>
+      </w:r>
+      <w:r>
+        <w:rPr>
+          <w:rFonts w:ascii="Roboto Mono" w:cs="Roboto Mono" w:eastAsia="Roboto Mono" w:hAnsi="Roboto Mono"/>
+          <w:sz w:val="19"/>
+          <w:szCs w:val="19"/>
+        </w:rPr>
+        <w:t xml:space="preserve">'cancel'</w:t>
+      </w:r>
+      <w:r>
+        <w:rPr>
+          <w:sz w:val="22"/>
+          <w:szCs w:val="22"/>
+        </w:rPr>
+        <w:t xml:space="preserve">. The gamepad answers to </w:t>
+      </w:r>
+      <w:r>
+        <w:rPr>
+          <w:rFonts w:ascii="Roboto Mono" w:cs="Roboto Mono" w:eastAsia="Roboto Mono" w:hAnsi="Roboto Mono"/>
+          <w:sz w:val="19"/>
+          <w:szCs w:val="19"/>
+        </w:rPr>
+        <w:t xml:space="preserve">held</w:t>
+      </w:r>
+      <w:r>
+        <w:rPr>
+          <w:sz w:val="22"/>
+          <w:szCs w:val="22"/>
+        </w:rPr>
+        <w:t xml:space="preserve"> too, using its own button names.</w:t>
       </w:r>
     </w:p>
     <w:p>
@@ -562,61 +1002,19 @@
         <w:spacing w:after="120" w:before="260"/>
       </w:pPr>
       <w:r>
-        <w:t xml:space="preserve">4. Mixing colors</w:t>
-      </w:r>
-    </w:p>
-    <w:p>
-      <w:pPr>
-        <w:spacing w:after="120" w:line="276"/>
-      </w:pPr>
-      <w:r>
-        <w:rPr>
-          <w:sz w:val="22"/>
-          <w:szCs w:val="22"/>
-        </w:rPr>
-        <w:t xml:space="preserve">Your robot has two RGB LEDs on its top board, one on each side of the touch buttons. In code they are </w:t>
-      </w:r>
-      <w:r>
-        <w:rPr>
-          <w:rFonts w:ascii="Consolas" w:cs="Consolas" w:eastAsia="Consolas" w:hAnsi="Consolas"/>
-          <w:sz w:val="20"/>
-          <w:szCs w:val="20"/>
-        </w:rPr>
-        <w:t xml:space="preserve">alvik.left_led</w:t>
-      </w:r>
-      <w:r>
-        <w:rPr>
-          <w:sz w:val="22"/>
-          <w:szCs w:val="22"/>
-        </w:rPr>
-        <w:t xml:space="preserve"> and </w:t>
-      </w:r>
-      <w:r>
-        <w:rPr>
-          <w:rFonts w:ascii="Consolas" w:cs="Consolas" w:eastAsia="Consolas" w:hAnsi="Consolas"/>
-          <w:sz w:val="20"/>
-          <w:szCs w:val="20"/>
-        </w:rPr>
-        <w:t xml:space="preserve">alvik.right_led</w:t>
-      </w:r>
-      <w:r>
-        <w:rPr>
-          <w:sz w:val="22"/>
-          <w:szCs w:val="22"/>
-        </w:rPr>
-        <w:t xml:space="preserve">.</w:t>
-      </w:r>
-    </w:p>
-    <w:p>
-      <w:pPr>
-        <w:spacing w:after="120" w:line="276"/>
-      </w:pPr>
-      <w:r>
-        <w:rPr>
-          <w:sz w:val="22"/>
-          <w:szCs w:val="22"/>
-        </w:rPr>
-        <w:t xml:space="preserve">Each one mixes red, green, and blue. You pass a 1 to turn a color on and a 0 to turn it off. These examples all use the left LED. The right one works exactly the same way.</w:t>
+        <w:t xml:space="preserve">5. Ask the gamepad for fresh data</w:t>
+      </w:r>
+    </w:p>
+    <w:p>
+      <w:pPr>
+        <w:spacing w:after="120" w:line="276"/>
+      </w:pPr>
+      <w:r>
+        <w:rPr>
+          <w:sz w:val="22"/>
+          <w:szCs w:val="22"/>
+        </w:rPr>
+        <w:t xml:space="preserve">The first line inside the loop is this:</w:t>
       </w:r>
     </w:p>
     <w:tbl>
@@ -660,63 +1058,11 @@
             </w:pPr>
             <w:r>
               <w:rPr>
-                <w:rFonts w:ascii="Consolas" w:cs="Consolas" w:eastAsia="Consolas" w:hAnsi="Consolas"/>
-                <w:sz w:val="19"/>
-                <w:szCs w:val="19"/>
-              </w:rPr>
-              <w:t xml:space="preserve">alvik.left_led.set_color(1, 0, 0)   # red</w:t>
-            </w:r>
-          </w:p>
-          <w:p>
-            <w:pPr>
-              <w:spacing w:after="0" w:line="240"/>
-            </w:pPr>
-            <w:r>
-              <w:rPr>
-                <w:rFonts w:ascii="Consolas" w:cs="Consolas" w:eastAsia="Consolas" w:hAnsi="Consolas"/>
-                <w:sz w:val="19"/>
-                <w:szCs w:val="19"/>
-              </w:rPr>
-              <w:t xml:space="preserve">alvik.left_led.set_color(0, 1, 0)   # green</w:t>
-            </w:r>
-          </w:p>
-          <w:p>
-            <w:pPr>
-              <w:spacing w:after="0" w:line="240"/>
-            </w:pPr>
-            <w:r>
-              <w:rPr>
-                <w:rFonts w:ascii="Consolas" w:cs="Consolas" w:eastAsia="Consolas" w:hAnsi="Consolas"/>
-                <w:sz w:val="19"/>
-                <w:szCs w:val="19"/>
-              </w:rPr>
-              <w:t xml:space="preserve">alvik.left_led.set_color(0, 0, 1)   # blue</w:t>
-            </w:r>
-          </w:p>
-          <w:p>
-            <w:pPr>
-              <w:spacing w:after="0" w:line="240"/>
-            </w:pPr>
-            <w:r>
-              <w:rPr>
-                <w:rFonts w:ascii="Consolas" w:cs="Consolas" w:eastAsia="Consolas" w:hAnsi="Consolas"/>
-                <w:sz w:val="19"/>
-                <w:szCs w:val="19"/>
-              </w:rPr>
-              <w:t xml:space="preserve">alvik.left_led.set_color(1, 1, 1)   # white, all three at once</w:t>
-            </w:r>
-          </w:p>
-          <w:p>
-            <w:pPr>
-              <w:spacing w:after="0" w:line="240"/>
-            </w:pPr>
-            <w:r>
-              <w:rPr>
-                <w:rFonts w:ascii="Consolas" w:cs="Consolas" w:eastAsia="Consolas" w:hAnsi="Consolas"/>
-                <w:sz w:val="19"/>
-                <w:szCs w:val="19"/>
-              </w:rPr>
-              <w:t xml:space="preserve">alvik.left_led.set_color(0, 0, 0)   # off</w:t>
+                <w:rFonts w:ascii="Roboto Mono" w:cs="Roboto Mono" w:eastAsia="Roboto Mono" w:hAnsi="Roboto Mono"/>
+                <w:sz w:val="19"/>
+                <w:szCs w:val="19"/>
+              </w:rPr>
+              <w:t xml:space="preserve">gamepad.update()</w:t>
             </w:r>
           </w:p>
         </w:tc>
@@ -724,19 +1070,41 @@
     </w:tbl>
     <w:p>
       <w:pPr>
-        <w:spacing w:after="140"/>
-      </w:pPr>
-    </w:p>
-    <w:p>
-      <w:pPr>
-        <w:spacing w:after="120" w:line="276"/>
-      </w:pPr>
-      <w:r>
-        <w:rPr>
-          <w:sz w:val="22"/>
-          <w:szCs w:val="22"/>
-        </w:rPr>
-        <w:t xml:space="preserve">Two colors at once make a new one. Red plus blue is magenta. Green plus blue is cyan. You will want those for the flex.</w:t>
+        <w:spacing w:after="60" w:line="120"/>
+      </w:pPr>
+      <w:r>
+        <w:rPr>
+          <w:sz w:val="8"/>
+          <w:szCs w:val="8"/>
+        </w:rPr>
+        <w:t xml:space="preserve"/>
+      </w:r>
+    </w:p>
+    <w:p>
+      <w:pPr>
+        <w:spacing w:after="120" w:line="276"/>
+      </w:pPr>
+      <w:r>
+        <w:rPr>
+          <w:sz w:val="22"/>
+          <w:szCs w:val="22"/>
+        </w:rPr>
+        <w:t xml:space="preserve">Think of it like checking your phone. If you never refresh, you never see the new text. </w:t>
+      </w:r>
+      <w:r>
+        <w:rPr>
+          <w:rFonts w:ascii="Roboto Mono" w:cs="Roboto Mono" w:eastAsia="Roboto Mono" w:hAnsi="Roboto Mono"/>
+          <w:sz w:val="19"/>
+          <w:szCs w:val="19"/>
+        </w:rPr>
+        <w:t xml:space="preserve">gamepad.update()</w:t>
+      </w:r>
+      <w:r>
+        <w:rPr>
+          <w:sz w:val="22"/>
+          <w:szCs w:val="22"/>
+        </w:rPr>
+        <w:t xml:space="preserve"> asks the controller which buttons are down right now. Leave it out and your robot is flying blind.</w:t>
       </w:r>
     </w:p>
     <w:p>
@@ -746,7 +1114,503 @@
         <w:spacing w:after="120" w:before="260"/>
       </w:pPr>
       <w:r>
-        <w:t xml:space="preserve">5. The finally block</w:t>
+        <w:t xml:space="preserve">6. Making choices</w:t>
+      </w:r>
+    </w:p>
+    <w:p>
+      <w:pPr>
+        <w:spacing w:after="120" w:line="276"/>
+      </w:pPr>
+      <w:r>
+        <w:rPr>
+          <w:sz w:val="22"/>
+          <w:szCs w:val="22"/>
+        </w:rPr>
+        <w:t xml:space="preserve">Now the robot has the button data. It has to decide what to do. You write rules.</w:t>
+      </w:r>
+    </w:p>
+    <w:p>
+      <w:pPr>
+        <w:spacing w:after="120" w:line="276"/>
+      </w:pPr>
+      <w:r>
+        <w:rPr>
+          <w:sz w:val="22"/>
+          <w:szCs w:val="22"/>
+        </w:rPr>
+        <w:t xml:space="preserve">Here is the shape, again with no robot in it:</w:t>
+      </w:r>
+    </w:p>
+    <w:tbl>
+      <w:tblPr>
+        <w:tblW w:type="dxa" w:w="9360"/>
+        <w:tblBorders>
+          <w:top w:val="single" w:color="auto" w:sz="4"/>
+          <w:left w:val="single" w:color="auto" w:sz="4"/>
+          <w:bottom w:val="single" w:color="auto" w:sz="4"/>
+          <w:right w:val="single" w:color="auto" w:sz="4"/>
+          <w:insideH w:val="single" w:color="auto" w:sz="4"/>
+          <w:insideV w:val="single" w:color="auto" w:sz="4"/>
+        </w:tblBorders>
+      </w:tblPr>
+      <w:tblGrid>
+        <w:gridCol w:w="9360"/>
+      </w:tblGrid>
+      <w:tr>
+        <w:trPr>
+          <w:cantSplit/>
+        </w:trPr>
+        <w:tc>
+          <w:tcPr>
+            <w:tcW w:type="dxa" w:w="9360"/>
+            <w:tcBorders>
+              <w:top w:val="single" w:color="9A9A9A" w:sz="4"/>
+              <w:left w:val="single" w:color="9A9A9A" w:sz="4"/>
+              <w:bottom w:val="single" w:color="9A9A9A" w:sz="4"/>
+              <w:right w:val="single" w:color="9A9A9A" w:sz="4"/>
+            </w:tcBorders>
+            <w:tcMar>
+              <w:top w:type="dxa" w:w="120"/>
+              <w:left w:type="dxa" w:w="180"/>
+              <w:bottom w:type="dxa" w:w="120"/>
+              <w:right w:type="dxa" w:w="180"/>
+            </w:tcMar>
+          </w:tcPr>
+          <w:p>
+            <w:pPr>
+              <w:spacing w:after="0" w:line="240"/>
+            </w:pPr>
+            <w:r>
+              <w:rPr>
+                <w:rFonts w:ascii="Roboto Mono" w:cs="Roboto Mono" w:eastAsia="Roboto Mono" w:hAnsi="Roboto Mono"/>
+                <w:sz w:val="19"/>
+                <w:szCs w:val="19"/>
+              </w:rPr>
+              <w:t xml:space="preserve">if temperature &gt; 90:</w:t>
+            </w:r>
+          </w:p>
+          <w:p>
+            <w:pPr>
+              <w:spacing w:after="0" w:line="240"/>
+            </w:pPr>
+            <w:r>
+              <w:rPr>
+                <w:rFonts w:ascii="Roboto Mono" w:cs="Roboto Mono" w:eastAsia="Roboto Mono" w:hAnsi="Roboto Mono"/>
+                <w:sz w:val="19"/>
+                <w:szCs w:val="19"/>
+              </w:rPr>
+              <w:t xml:space="preserve">    print("wear shorts")</w:t>
+            </w:r>
+          </w:p>
+          <w:p>
+            <w:pPr>
+              <w:spacing w:after="0" w:line="240"/>
+            </w:pPr>
+            <w:r>
+              <w:rPr>
+                <w:rFonts w:ascii="Roboto Mono" w:cs="Roboto Mono" w:eastAsia="Roboto Mono" w:hAnsi="Roboto Mono"/>
+                <w:sz w:val="19"/>
+                <w:szCs w:val="19"/>
+              </w:rPr>
+              <w:t xml:space="preserve">elif temperature &gt; 60:</w:t>
+            </w:r>
+          </w:p>
+          <w:p>
+            <w:pPr>
+              <w:spacing w:after="0" w:line="240"/>
+            </w:pPr>
+            <w:r>
+              <w:rPr>
+                <w:rFonts w:ascii="Roboto Mono" w:cs="Roboto Mono" w:eastAsia="Roboto Mono" w:hAnsi="Roboto Mono"/>
+                <w:sz w:val="19"/>
+                <w:szCs w:val="19"/>
+              </w:rPr>
+              <w:t xml:space="preserve">    print("wear jeans")</w:t>
+            </w:r>
+          </w:p>
+          <w:p>
+            <w:pPr>
+              <w:spacing w:after="0" w:line="240"/>
+            </w:pPr>
+            <w:r>
+              <w:rPr>
+                <w:rFonts w:ascii="Roboto Mono" w:cs="Roboto Mono" w:eastAsia="Roboto Mono" w:hAnsi="Roboto Mono"/>
+                <w:sz w:val="19"/>
+                <w:szCs w:val="19"/>
+              </w:rPr>
+              <w:t xml:space="preserve">else:</w:t>
+            </w:r>
+          </w:p>
+          <w:p>
+            <w:pPr>
+              <w:spacing w:after="0" w:line="240"/>
+            </w:pPr>
+            <w:r>
+              <w:rPr>
+                <w:rFonts w:ascii="Roboto Mono" w:cs="Roboto Mono" w:eastAsia="Roboto Mono" w:hAnsi="Roboto Mono"/>
+                <w:sz w:val="19"/>
+                <w:szCs w:val="19"/>
+              </w:rPr>
+              <w:t xml:space="preserve">    print("wear a coat")</w:t>
+            </w:r>
+          </w:p>
+        </w:tc>
+      </w:tr>
+    </w:tbl>
+    <w:p>
+      <w:pPr>
+        <w:spacing w:after="60" w:line="120"/>
+      </w:pPr>
+      <w:r>
+        <w:rPr>
+          <w:sz w:val="8"/>
+          <w:szCs w:val="8"/>
+        </w:rPr>
+        <w:t xml:space="preserve"/>
+      </w:r>
+    </w:p>
+    <w:p>
+      <w:pPr>
+        <w:spacing w:after="120" w:line="276"/>
+      </w:pPr>
+      <w:r>
+        <w:rPr>
+          <w:sz w:val="22"/>
+          <w:szCs w:val="22"/>
+        </w:rPr>
+        <w:t xml:space="preserve">Read it top to bottom, the way Python does.</w:t>
+      </w:r>
+    </w:p>
+    <w:p>
+      <w:pPr>
+        <w:pStyle w:val="ListParagraph"/>
+        <w:numPr>
+          <w:ilvl w:val="0"/>
+          <w:numId w:val="2"/>
+        </w:numPr>
+        <w:spacing w:after="80" w:line="276"/>
+      </w:pPr>
+      <w:r>
+        <w:rPr>
+          <w:rFonts w:ascii="Roboto Mono" w:cs="Roboto Mono" w:eastAsia="Roboto Mono" w:hAnsi="Roboto Mono"/>
+          <w:sz w:val="19"/>
+          <w:szCs w:val="19"/>
+        </w:rPr>
+        <w:t xml:space="preserve">if</w:t>
+      </w:r>
+      <w:r>
+        <w:rPr>
+          <w:sz w:val="22"/>
+          <w:szCs w:val="22"/>
+        </w:rPr>
+        <w:t xml:space="preserve"> is the first rule. Python checks it first.</w:t>
+      </w:r>
+    </w:p>
+    <w:p>
+      <w:pPr>
+        <w:pStyle w:val="ListParagraph"/>
+        <w:numPr>
+          <w:ilvl w:val="0"/>
+          <w:numId w:val="2"/>
+        </w:numPr>
+        <w:spacing w:after="80" w:line="276"/>
+      </w:pPr>
+      <w:r>
+        <w:rPr>
+          <w:rFonts w:ascii="Roboto Mono" w:cs="Roboto Mono" w:eastAsia="Roboto Mono" w:hAnsi="Roboto Mono"/>
+          <w:sz w:val="19"/>
+          <w:szCs w:val="19"/>
+        </w:rPr>
+        <w:t xml:space="preserve">elif</w:t>
+      </w:r>
+      <w:r>
+        <w:rPr>
+          <w:sz w:val="22"/>
+          <w:szCs w:val="22"/>
+        </w:rPr>
+        <w:t xml:space="preserve"> is short for "else if." Python only checks it when every rule above it was false.</w:t>
+      </w:r>
+    </w:p>
+    <w:p>
+      <w:pPr>
+        <w:pStyle w:val="ListParagraph"/>
+        <w:numPr>
+          <w:ilvl w:val="0"/>
+          <w:numId w:val="2"/>
+        </w:numPr>
+        <w:spacing w:after="80" w:line="276"/>
+      </w:pPr>
+      <w:r>
+        <w:rPr>
+          <w:rFonts w:ascii="Roboto Mono" w:cs="Roboto Mono" w:eastAsia="Roboto Mono" w:hAnsi="Roboto Mono"/>
+          <w:sz w:val="19"/>
+          <w:szCs w:val="19"/>
+        </w:rPr>
+        <w:t xml:space="preserve">else</w:t>
+      </w:r>
+      <w:r>
+        <w:rPr>
+          <w:sz w:val="22"/>
+          <w:szCs w:val="22"/>
+        </w:rPr>
+        <w:t xml:space="preserve"> is the catch-all. It runs when nothing above it matched.</w:t>
+      </w:r>
+    </w:p>
+    <w:p>
+      <w:pPr>
+        <w:spacing w:after="60"/>
+      </w:pPr>
+    </w:p>
+    <w:p>
+      <w:pPr>
+        <w:spacing w:after="120" w:line="276"/>
+      </w:pPr>
+      <w:r>
+        <w:rPr>
+          <w:sz w:val="22"/>
+          <w:szCs w:val="22"/>
+        </w:rPr>
+        <w:t xml:space="preserve">Say the temperature is 95. Python checks the first rule, it is true, so it prints "wear shorts" and it is done. It never even looks at the other two.</w:t>
+      </w:r>
+    </w:p>
+    <w:p>
+      <w:pPr>
+        <w:spacing w:after="120" w:line="276"/>
+      </w:pPr>
+      <w:r>
+        <w:rPr>
+          <w:sz w:val="22"/>
+          <w:szCs w:val="22"/>
+        </w:rPr>
+        <w:t xml:space="preserve">Only ONE of those blocks runs. That is the whole point of writing them together. A group of rules built this way is called a chain, and that word shows up again in Part 2.</w:t>
+      </w:r>
+    </w:p>
+    <w:p>
+      <w:pPr>
+        <w:spacing w:after="120" w:line="276"/>
+      </w:pPr>
+      <w:r>
+        <w:rPr>
+          <w:sz w:val="22"/>
+          <w:szCs w:val="22"/>
+        </w:rPr>
+        <w:t xml:space="preserve">If you wrote three separate </w:t>
+      </w:r>
+      <w:r>
+        <w:rPr>
+          <w:rFonts w:ascii="Roboto Mono" w:cs="Roboto Mono" w:eastAsia="Roboto Mono" w:hAnsi="Roboto Mono"/>
+          <w:sz w:val="19"/>
+          <w:szCs w:val="19"/>
+        </w:rPr>
+        <w:t xml:space="preserve">if</w:t>
+      </w:r>
+      <w:r>
+        <w:rPr>
+          <w:sz w:val="22"/>
+          <w:szCs w:val="22"/>
+        </w:rPr>
+        <w:t xml:space="preserve"> statements instead, more than one could run, and with lights that means two colors fighting over the same LED.</w:t>
+      </w:r>
+    </w:p>
+    <w:p>
+      <w:pPr>
+        <w:pStyle w:val="Heading2"/>
+        <w:keepNext/>
+        <w:spacing w:after="120" w:before="260"/>
+      </w:pPr>
+      <w:r>
+        <w:t xml:space="preserve">7. Mixing colors</w:t>
+      </w:r>
+    </w:p>
+    <w:p>
+      <w:pPr>
+        <w:spacing w:after="120" w:line="276"/>
+      </w:pPr>
+      <w:r>
+        <w:rPr>
+          <w:sz w:val="22"/>
+          <w:szCs w:val="22"/>
+        </w:rPr>
+        <w:t xml:space="preserve">Your robot has two RGB LEDs on its top board, one on each side of the touch buttons. In code they are </w:t>
+      </w:r>
+      <w:r>
+        <w:rPr>
+          <w:rFonts w:ascii="Roboto Mono" w:cs="Roboto Mono" w:eastAsia="Roboto Mono" w:hAnsi="Roboto Mono"/>
+          <w:sz w:val="19"/>
+          <w:szCs w:val="19"/>
+        </w:rPr>
+        <w:t xml:space="preserve">alvik.left_led</w:t>
+      </w:r>
+      <w:r>
+        <w:rPr>
+          <w:sz w:val="22"/>
+          <w:szCs w:val="22"/>
+        </w:rPr>
+        <w:t xml:space="preserve"> and </w:t>
+      </w:r>
+      <w:r>
+        <w:rPr>
+          <w:rFonts w:ascii="Roboto Mono" w:cs="Roboto Mono" w:eastAsia="Roboto Mono" w:hAnsi="Roboto Mono"/>
+          <w:sz w:val="19"/>
+          <w:szCs w:val="19"/>
+        </w:rPr>
+        <w:t xml:space="preserve">alvik.right_led</w:t>
+      </w:r>
+      <w:r>
+        <w:rPr>
+          <w:sz w:val="22"/>
+          <w:szCs w:val="22"/>
+        </w:rPr>
+        <w:t xml:space="preserve">.</w:t>
+      </w:r>
+    </w:p>
+    <w:p>
+      <w:pPr>
+        <w:spacing w:after="120" w:line="276"/>
+      </w:pPr>
+      <w:r>
+        <w:rPr>
+          <w:sz w:val="22"/>
+          <w:szCs w:val="22"/>
+        </w:rPr>
+        <w:t xml:space="preserve">Each one mixes red, green, and blue. You pass a 1 to turn a color on and a 0 to turn it off. These examples all use the left LED. The right one works exactly the same way.</w:t>
+      </w:r>
+    </w:p>
+    <w:tbl>
+      <w:tblPr>
+        <w:tblW w:type="dxa" w:w="9360"/>
+        <w:tblBorders>
+          <w:top w:val="single" w:color="auto" w:sz="4"/>
+          <w:left w:val="single" w:color="auto" w:sz="4"/>
+          <w:bottom w:val="single" w:color="auto" w:sz="4"/>
+          <w:right w:val="single" w:color="auto" w:sz="4"/>
+          <w:insideH w:val="single" w:color="auto" w:sz="4"/>
+          <w:insideV w:val="single" w:color="auto" w:sz="4"/>
+        </w:tblBorders>
+      </w:tblPr>
+      <w:tblGrid>
+        <w:gridCol w:w="9360"/>
+      </w:tblGrid>
+      <w:tr>
+        <w:trPr>
+          <w:cantSplit/>
+        </w:trPr>
+        <w:tc>
+          <w:tcPr>
+            <w:tcW w:type="dxa" w:w="9360"/>
+            <w:tcBorders>
+              <w:top w:val="single" w:color="9A9A9A" w:sz="4"/>
+              <w:left w:val="single" w:color="9A9A9A" w:sz="4"/>
+              <w:bottom w:val="single" w:color="9A9A9A" w:sz="4"/>
+              <w:right w:val="single" w:color="9A9A9A" w:sz="4"/>
+            </w:tcBorders>
+            <w:tcMar>
+              <w:top w:type="dxa" w:w="120"/>
+              <w:left w:type="dxa" w:w="180"/>
+              <w:bottom w:type="dxa" w:w="120"/>
+              <w:right w:type="dxa" w:w="180"/>
+            </w:tcMar>
+          </w:tcPr>
+          <w:p>
+            <w:pPr>
+              <w:spacing w:after="0" w:line="240"/>
+            </w:pPr>
+            <w:r>
+              <w:rPr>
+                <w:rFonts w:ascii="Roboto Mono" w:cs="Roboto Mono" w:eastAsia="Roboto Mono" w:hAnsi="Roboto Mono"/>
+                <w:sz w:val="19"/>
+                <w:szCs w:val="19"/>
+              </w:rPr>
+              <w:t xml:space="preserve">alvik.left_led.set_color(1, 0, 0)   # red</w:t>
+            </w:r>
+          </w:p>
+          <w:p>
+            <w:pPr>
+              <w:spacing w:after="0" w:line="240"/>
+            </w:pPr>
+            <w:r>
+              <w:rPr>
+                <w:rFonts w:ascii="Roboto Mono" w:cs="Roboto Mono" w:eastAsia="Roboto Mono" w:hAnsi="Roboto Mono"/>
+                <w:sz w:val="19"/>
+                <w:szCs w:val="19"/>
+              </w:rPr>
+              <w:t xml:space="preserve">alvik.left_led.set_color(0, 1, 0)   # green</w:t>
+            </w:r>
+          </w:p>
+          <w:p>
+            <w:pPr>
+              <w:spacing w:after="0" w:line="240"/>
+            </w:pPr>
+            <w:r>
+              <w:rPr>
+                <w:rFonts w:ascii="Roboto Mono" w:cs="Roboto Mono" w:eastAsia="Roboto Mono" w:hAnsi="Roboto Mono"/>
+                <w:sz w:val="19"/>
+                <w:szCs w:val="19"/>
+              </w:rPr>
+              <w:t xml:space="preserve">alvik.left_led.set_color(0, 0, 1)   # blue</w:t>
+            </w:r>
+          </w:p>
+          <w:p>
+            <w:pPr>
+              <w:spacing w:after="0" w:line="240"/>
+            </w:pPr>
+            <w:r>
+              <w:rPr>
+                <w:rFonts w:ascii="Roboto Mono" w:cs="Roboto Mono" w:eastAsia="Roboto Mono" w:hAnsi="Roboto Mono"/>
+                <w:sz w:val="19"/>
+                <w:szCs w:val="19"/>
+              </w:rPr>
+              <w:t xml:space="preserve">alvik.left_led.set_color(1, 1, 1)   # white, all three at once</w:t>
+            </w:r>
+          </w:p>
+          <w:p>
+            <w:pPr>
+              <w:spacing w:after="0" w:line="240"/>
+            </w:pPr>
+            <w:r>
+              <w:rPr>
+                <w:rFonts w:ascii="Roboto Mono" w:cs="Roboto Mono" w:eastAsia="Roboto Mono" w:hAnsi="Roboto Mono"/>
+                <w:sz w:val="19"/>
+                <w:szCs w:val="19"/>
+              </w:rPr>
+              <w:t xml:space="preserve">alvik.left_led.set_color(0, 0, 0)   # off</w:t>
+            </w:r>
+          </w:p>
+        </w:tc>
+      </w:tr>
+    </w:tbl>
+    <w:p>
+      <w:pPr>
+        <w:spacing w:after="60" w:line="120"/>
+      </w:pPr>
+      <w:r>
+        <w:rPr>
+          <w:sz w:val="8"/>
+          <w:szCs w:val="8"/>
+        </w:rPr>
+        <w:t xml:space="preserve"/>
+      </w:r>
+    </w:p>
+    <w:p>
+      <w:pPr>
+        <w:spacing w:after="120" w:line="276"/>
+      </w:pPr>
+      <w:r>
+        <w:rPr>
+          <w:sz w:val="22"/>
+          <w:szCs w:val="22"/>
+        </w:rPr>
+        <w:t xml:space="preserve">Two colors at once make a new one. Red plus blue is magenta. Green plus blue is cyan. You will want those for the flex.</w:t>
+      </w:r>
+    </w:p>
+    <w:p>
+      <w:pPr>
+        <w:pStyle w:val="Heading2"/>
+        <w:keepNext/>
+        <w:spacing w:after="120" w:before="260"/>
+      </w:pPr>
+      <w:r>
+        <w:t xml:space="preserve">8. The finally block</w:t>
       </w:r>
     </w:p>
     <w:p>
@@ -762,9 +1626,9 @@
       </w:r>
       <w:r>
         <w:rPr>
-          <w:rFonts w:ascii="Consolas" w:cs="Consolas" w:eastAsia="Consolas" w:hAnsi="Consolas"/>
-          <w:sz w:val="20"/>
-          <w:szCs w:val="20"/>
+          <w:rFonts w:ascii="Roboto Mono" w:cs="Roboto Mono" w:eastAsia="Roboto Mono" w:hAnsi="Roboto Mono"/>
+          <w:sz w:val="19"/>
+          <w:szCs w:val="19"/>
         </w:rPr>
         <w:t xml:space="preserve">finally:</w:t>
       </w:r>
@@ -789,9 +1653,9 @@
       </w:r>
       <w:r>
         <w:rPr>
-          <w:rFonts w:ascii="Consolas" w:cs="Consolas" w:eastAsia="Consolas" w:hAnsi="Consolas"/>
-          <w:sz w:val="20"/>
-          <w:szCs w:val="20"/>
+          <w:rFonts w:ascii="Roboto Mono" w:cs="Roboto Mono" w:eastAsia="Roboto Mono" w:hAnsi="Roboto Mono"/>
+          <w:sz w:val="19"/>
+          <w:szCs w:val="19"/>
         </w:rPr>
         <w:t xml:space="preserve">finally</w:t>
       </w:r>
@@ -828,9 +1692,9 @@
       </w:r>
       <w:r>
         <w:rPr>
-          <w:rFonts w:ascii="Consolas" w:cs="Consolas" w:eastAsia="Consolas" w:hAnsi="Consolas"/>
-          <w:sz w:val="20"/>
-          <w:szCs w:val="20"/>
+          <w:rFonts w:ascii="Roboto Mono" w:cs="Roboto Mono" w:eastAsia="Roboto Mono" w:hAnsi="Roboto Mono"/>
+          <w:sz w:val="19"/>
+          <w:szCs w:val="19"/>
         </w:rPr>
         <w:t xml:space="preserve">finally</w:t>
       </w:r>
@@ -855,9 +1719,9 @@
       </w:r>
       <w:r>
         <w:rPr>
-          <w:rFonts w:ascii="Consolas" w:cs="Consolas" w:eastAsia="Consolas" w:hAnsi="Consolas"/>
-          <w:sz w:val="20"/>
-          <w:szCs w:val="20"/>
+          <w:rFonts w:ascii="Roboto Mono" w:cs="Roboto Mono" w:eastAsia="Roboto Mono" w:hAnsi="Roboto Mono"/>
+          <w:sz w:val="19"/>
+          <w:szCs w:val="19"/>
         </w:rPr>
         <w:t xml:space="preserve">alvik.stop()</w:t>
       </w:r>
@@ -924,9 +1788,9 @@
       </w:r>
       <w:r>
         <w:rPr>
-          <w:rFonts w:ascii="Consolas" w:cs="Consolas" w:eastAsia="Consolas" w:hAnsi="Consolas"/>
-          <w:sz w:val="20"/>
-          <w:szCs w:val="20"/>
+          <w:rFonts w:ascii="Roboto Mono" w:cs="Roboto Mono" w:eastAsia="Roboto Mono" w:hAnsi="Roboto Mono"/>
+          <w:sz w:val="19"/>
+          <w:szCs w:val="19"/>
         </w:rPr>
         <w:t xml:space="preserve">p01_gamepad_lights.py</w:t>
       </w:r>
@@ -973,9 +1837,9 @@
       </w:r>
       <w:r>
         <w:rPr>
-          <w:rFonts w:ascii="Consolas" w:cs="Consolas" w:eastAsia="Consolas" w:hAnsi="Consolas"/>
-          <w:sz w:val="20"/>
-          <w:szCs w:val="20"/>
+          <w:rFonts w:ascii="Roboto Mono" w:cs="Roboto Mono" w:eastAsia="Roboto Mono" w:hAnsi="Roboto Mono"/>
+          <w:sz w:val="19"/>
+          <w:szCs w:val="19"/>
         </w:rPr>
         <w:t xml:space="preserve">password</w:t>
       </w:r>
@@ -1005,9 +1869,9 @@
       </w:r>
       <w:r>
         <w:rPr>
-          <w:rFonts w:ascii="Consolas" w:cs="Consolas" w:eastAsia="Consolas" w:hAnsi="Consolas"/>
-          <w:sz w:val="20"/>
-          <w:szCs w:val="20"/>
+          <w:rFonts w:ascii="Roboto Mono" w:cs="Roboto Mono" w:eastAsia="Roboto Mono" w:hAnsi="Roboto Mono"/>
+          <w:sz w:val="19"/>
+          <w:szCs w:val="19"/>
         </w:rPr>
         <w:t xml:space="preserve">http://192.168.4.1</w:t>
       </w:r>
@@ -1048,46 +1912,182 @@
         <w:spacing w:after="120" w:before="260"/>
       </w:pPr>
       <w:r>
-        <w:t xml:space="preserve">Step 2: Write your code</w:t>
-      </w:r>
-    </w:p>
-    <w:p>
-      <w:pPr>
-        <w:spacing w:after="120" w:line="276"/>
-      </w:pPr>
-      <w:r>
-        <w:rPr>
-          <w:sz w:val="22"/>
-          <w:szCs w:val="22"/>
-        </w:rPr>
-        <w:t xml:space="preserve">Look for the </w:t>
-      </w:r>
-      <w:r>
-        <w:rPr>
-          <w:rFonts w:ascii="Consolas" w:cs="Consolas" w:eastAsia="Consolas" w:hAnsi="Consolas"/>
-          <w:sz w:val="20"/>
-          <w:szCs w:val="20"/>
-        </w:rPr>
-        <w:t xml:space="preserve"># WORK</w:t>
-      </w:r>
-      <w:r>
-        <w:rPr>
-          <w:sz w:val="22"/>
-          <w:szCs w:val="22"/>
-        </w:rPr>
-        <w:t xml:space="preserve"> comments in your Python file. Do them in order.</w:t>
-      </w:r>
-    </w:p>
-    <w:p>
-      <w:pPr>
-        <w:spacing w:after="120" w:line="276"/>
-      </w:pPr>
-      <w:r>
-        <w:rPr>
-          <w:sz w:val="22"/>
-          <w:szCs w:val="22"/>
-        </w:rPr>
-        <w:t xml:space="preserve">WORK 1 has two halves, and they sit at the top and bottom of the same chain.</w:t>
+        <w:t xml:space="preserve">Step 2: Type in WORK 1</w:t>
+      </w:r>
+    </w:p>
+    <w:p>
+      <w:pPr>
+        <w:spacing w:after="120" w:line="276"/>
+      </w:pPr>
+      <w:r>
+        <w:rPr>
+          <w:sz w:val="22"/>
+          <w:szCs w:val="22"/>
+        </w:rPr>
+        <w:t xml:space="preserve">These four lines build the robot, start it, and build the two things that need it. Nothing else in your program can work until they run.</w:t>
+      </w:r>
+    </w:p>
+    <w:p>
+      <w:pPr>
+        <w:spacing w:after="120" w:line="276"/>
+      </w:pPr>
+      <w:r>
+        <w:rPr>
+          <w:sz w:val="22"/>
+          <w:szCs w:val="22"/>
+        </w:rPr>
+        <w:t xml:space="preserve">Find the </w:t>
+      </w:r>
+      <w:r>
+        <w:rPr>
+          <w:rFonts w:ascii="Roboto Mono" w:cs="Roboto Mono" w:eastAsia="Roboto Mono" w:hAnsi="Roboto Mono"/>
+          <w:sz w:val="19"/>
+          <w:szCs w:val="19"/>
+        </w:rPr>
+        <w:t xml:space="preserve"># WORK 1</w:t>
+      </w:r>
+      <w:r>
+        <w:rPr>
+          <w:sz w:val="22"/>
+          <w:szCs w:val="22"/>
+        </w:rPr>
+        <w:t xml:space="preserve"> comment and type them underneath it. They start at the left edge:</w:t>
+      </w:r>
+    </w:p>
+    <w:tbl>
+      <w:tblPr>
+        <w:tblW w:type="dxa" w:w="9360"/>
+        <w:tblBorders>
+          <w:top w:val="single" w:color="auto" w:sz="4"/>
+          <w:left w:val="single" w:color="auto" w:sz="4"/>
+          <w:bottom w:val="single" w:color="auto" w:sz="4"/>
+          <w:right w:val="single" w:color="auto" w:sz="4"/>
+          <w:insideH w:val="single" w:color="auto" w:sz="4"/>
+          <w:insideV w:val="single" w:color="auto" w:sz="4"/>
+        </w:tblBorders>
+      </w:tblPr>
+      <w:tblGrid>
+        <w:gridCol w:w="9360"/>
+      </w:tblGrid>
+      <w:tr>
+        <w:trPr>
+          <w:cantSplit/>
+        </w:trPr>
+        <w:tc>
+          <w:tcPr>
+            <w:tcW w:type="dxa" w:w="9360"/>
+            <w:tcBorders>
+              <w:top w:val="single" w:color="9A9A9A" w:sz="4"/>
+              <w:left w:val="single" w:color="9A9A9A" w:sz="4"/>
+              <w:bottom w:val="single" w:color="9A9A9A" w:sz="4"/>
+              <w:right w:val="single" w:color="9A9A9A" w:sz="4"/>
+            </w:tcBorders>
+            <w:tcMar>
+              <w:top w:type="dxa" w:w="120"/>
+              <w:left w:type="dxa" w:w="180"/>
+              <w:bottom w:type="dxa" w:w="120"/>
+              <w:right w:type="dxa" w:w="180"/>
+            </w:tcMar>
+          </w:tcPr>
+          <w:p>
+            <w:pPr>
+              <w:spacing w:after="0" w:line="240"/>
+            </w:pPr>
+            <w:r>
+              <w:rPr>
+                <w:rFonts w:ascii="Roboto Mono" w:cs="Roboto Mono" w:eastAsia="Roboto Mono" w:hAnsi="Roboto Mono"/>
+                <w:sz w:val="19"/>
+                <w:szCs w:val="19"/>
+              </w:rPr>
+              <w:t xml:space="preserve">alvik = ArduinoAlvik()</w:t>
+            </w:r>
+          </w:p>
+          <w:p>
+            <w:pPr>
+              <w:spacing w:after="0" w:line="240"/>
+            </w:pPr>
+            <w:r>
+              <w:rPr>
+                <w:rFonts w:ascii="Roboto Mono" w:cs="Roboto Mono" w:eastAsia="Roboto Mono" w:hAnsi="Roboto Mono"/>
+                <w:sz w:val="19"/>
+                <w:szCs w:val="19"/>
+              </w:rPr>
+              <w:t xml:space="preserve">alvik.begin()</w:t>
+            </w:r>
+          </w:p>
+          <w:p>
+            <w:pPr>
+              <w:spacing w:after="0" w:line="240"/>
+            </w:pPr>
+            <w:r>
+              <w:rPr>
+                <w:rFonts w:ascii="Roboto Mono" w:cs="Roboto Mono" w:eastAsia="Roboto Mono" w:hAnsi="Roboto Mono"/>
+                <w:sz w:val="19"/>
+                <w:szCs w:val="19"/>
+              </w:rPr>
+              <w:t xml:space="preserve">sb = SuperBot(alvik)</w:t>
+            </w:r>
+          </w:p>
+          <w:p>
+            <w:pPr>
+              <w:spacing w:after="0" w:line="240"/>
+            </w:pPr>
+            <w:r>
+              <w:rPr>
+                <w:rFonts w:ascii="Roboto Mono" w:cs="Roboto Mono" w:eastAsia="Roboto Mono" w:hAnsi="Roboto Mono"/>
+                <w:sz w:val="19"/>
+                <w:szCs w:val="19"/>
+              </w:rPr>
+              <w:t xml:space="preserve">gamepad = RobotGamepad(alvik)</w:t>
+            </w:r>
+          </w:p>
+        </w:tc>
+      </w:tr>
+    </w:tbl>
+    <w:p>
+      <w:pPr>
+        <w:spacing w:after="60" w:line="120"/>
+      </w:pPr>
+      <w:r>
+        <w:rPr>
+          <w:sz w:val="8"/>
+          <w:szCs w:val="8"/>
+        </w:rPr>
+        <w:t xml:space="preserve"/>
+      </w:r>
+    </w:p>
+    <w:p>
+      <w:pPr>
+        <w:spacing w:after="120" w:line="276"/>
+      </w:pPr>
+      <w:r>
+        <w:rPr>
+          <w:sz w:val="22"/>
+          <w:szCs w:val="22"/>
+        </w:rPr>
+        <w:t xml:space="preserve">Run it. You should get version numbers in the Shell, a WiFi name, and blinking yellow lights that turn green once the browser connects. If you get that far, your setup is right.</w:t>
+      </w:r>
+    </w:p>
+    <w:p>
+      <w:pPr>
+        <w:pStyle w:val="Heading2"/>
+        <w:keepNext/>
+        <w:spacing w:after="120" w:before="260"/>
+      </w:pPr>
+      <w:r>
+        <w:t xml:space="preserve">Step 3: Type in WORK 2</w:t>
+      </w:r>
+    </w:p>
+    <w:p>
+      <w:pPr>
+        <w:spacing w:after="120" w:line="276"/>
+      </w:pPr>
+      <w:r>
+        <w:rPr>
+          <w:sz w:val="22"/>
+          <w:szCs w:val="22"/>
+        </w:rPr>
+        <w:t xml:space="preserve">This is the chain from section 6, with buttons instead of temperatures. It asks four questions in order and only one of them wins:</w:t>
       </w:r>
     </w:p>
     <w:p>
@@ -1104,22 +2104,7 @@
           <w:sz w:val="22"/>
           <w:szCs w:val="22"/>
         </w:rPr>
-        <w:t xml:space="preserve">In the </w:t>
-      </w:r>
-      <w:r>
-        <w:rPr>
-          <w:rFonts w:ascii="Consolas" w:cs="Consolas" w:eastAsia="Consolas" w:hAnsi="Consolas"/>
-          <w:sz w:val="20"/>
-          <w:szCs w:val="20"/>
-        </w:rPr>
-        <w:t xml:space="preserve">if gamepad.buttons['cross']:</w:t>
-      </w:r>
-      <w:r>
-        <w:rPr>
-          <w:sz w:val="22"/>
-          <w:szCs w:val="22"/>
-        </w:rPr>
-        <w:t xml:space="preserve"> block, turn both LEDs blue.</w:t>
+        <w:t xml:space="preserve">Is X held? Both lights go blue.</w:t>
       </w:r>
     </w:p>
     <w:p>
@@ -1136,96 +2121,7 @@
           <w:sz w:val="22"/>
           <w:szCs w:val="22"/>
         </w:rPr>
-        <w:t xml:space="preserve">In the </w:t>
-      </w:r>
-      <w:r>
-        <w:rPr>
-          <w:rFonts w:ascii="Consolas" w:cs="Consolas" w:eastAsia="Consolas" w:hAnsi="Consolas"/>
-          <w:sz w:val="20"/>
-          <w:szCs w:val="20"/>
-        </w:rPr>
-        <w:t xml:space="preserve">else:</w:t>
-      </w:r>
-      <w:r>
-        <w:rPr>
-          <w:sz w:val="22"/>
-          <w:szCs w:val="22"/>
-        </w:rPr>
-        <w:t xml:space="preserve"> block at the bottom, turn both LEDs white.</w:t>
-      </w:r>
-    </w:p>
-    <w:p>
-      <w:pPr>
-        <w:spacing w:after="60"/>
-      </w:pPr>
-    </w:p>
-    <w:p>
-      <w:pPr>
-        <w:spacing w:after="120" w:line="276"/>
-      </w:pPr>
-      <w:r>
-        <w:rPr>
-          <w:sz w:val="22"/>
-          <w:szCs w:val="22"/>
-        </w:rPr>
-        <w:t xml:space="preserve">White means "running, waiting for a button." Now you can tell the difference between a robot that is waiting and a robot that is frozen. Get this working before you start WORK 2.</w:t>
-      </w:r>
-    </w:p>
-    <w:p>
-      <w:pPr>
-        <w:spacing w:after="120" w:line="276"/>
-      </w:pPr>
-      <w:r>
-        <w:rPr>
-          <w:sz w:val="22"/>
-          <w:szCs w:val="22"/>
-        </w:rPr>
-        <w:t xml:space="preserve">WORK 2 adds two </w:t>
-      </w:r>
-      <w:r>
-        <w:rPr>
-          <w:rFonts w:ascii="Consolas" w:cs="Consolas" w:eastAsia="Consolas" w:hAnsi="Consolas"/>
-          <w:sz w:val="20"/>
-          <w:szCs w:val="20"/>
-        </w:rPr>
-        <w:t xml:space="preserve">elif</w:t>
-      </w:r>
-      <w:r>
-        <w:rPr>
-          <w:sz w:val="22"/>
-          <w:szCs w:val="22"/>
-        </w:rPr>
-        <w:t xml:space="preserve"> branches, between the </w:t>
-      </w:r>
-      <w:r>
-        <w:rPr>
-          <w:rFonts w:ascii="Consolas" w:cs="Consolas" w:eastAsia="Consolas" w:hAnsi="Consolas"/>
-          <w:sz w:val="20"/>
-          <w:szCs w:val="20"/>
-        </w:rPr>
-        <w:t xml:space="preserve">if</w:t>
-      </w:r>
-      <w:r>
-        <w:rPr>
-          <w:sz w:val="22"/>
-          <w:szCs w:val="22"/>
-        </w:rPr>
-        <w:t xml:space="preserve"> and the </w:t>
-      </w:r>
-      <w:r>
-        <w:rPr>
-          <w:rFonts w:ascii="Consolas" w:cs="Consolas" w:eastAsia="Consolas" w:hAnsi="Consolas"/>
-          <w:sz w:val="20"/>
-          <w:szCs w:val="20"/>
-        </w:rPr>
-        <w:t xml:space="preserve">else</w:t>
-      </w:r>
-      <w:r>
-        <w:rPr>
-          <w:sz w:val="22"/>
-          <w:szCs w:val="22"/>
-        </w:rPr>
-        <w:t xml:space="preserve">.</w:t>
+        <w:t xml:space="preserve">If not, is CIRCLE held? Both go red.</w:t>
       </w:r>
     </w:p>
     <w:p>
@@ -1242,7 +2138,7 @@
           <w:sz w:val="22"/>
           <w:szCs w:val="22"/>
         </w:rPr>
-        <w:t xml:space="preserve">Hold CIRCLE, both LEDs turn red.</w:t>
+        <w:t xml:space="preserve">If not, is TRIANGLE held? Both go green.</w:t>
       </w:r>
     </w:p>
     <w:p>
@@ -1259,7 +2155,7 @@
           <w:sz w:val="22"/>
           <w:szCs w:val="22"/>
         </w:rPr>
-        <w:t xml:space="preserve">Hold TRIANGLE, both LEDs turn green.</w:t>
+        <w:t xml:space="preserve">If none of those, both go white.</w:t>
       </w:r>
     </w:p>
     <w:p>
@@ -1276,117 +2172,294 @@
           <w:sz w:val="22"/>
           <w:szCs w:val="22"/>
         </w:rPr>
-        <w:t xml:space="preserve">WORK 3 fills in the </w:t>
-      </w:r>
-      <w:r>
-        <w:rPr>
-          <w:rFonts w:ascii="Consolas" w:cs="Consolas" w:eastAsia="Consolas" w:hAnsi="Consolas"/>
-          <w:sz w:val="20"/>
-          <w:szCs w:val="20"/>
-        </w:rPr>
-        <w:t xml:space="preserve">finally:</w:t>
-      </w:r>
-      <w:r>
-        <w:rPr>
-          <w:sz w:val="22"/>
-          <w:szCs w:val="22"/>
-        </w:rPr>
-        <w:t xml:space="preserve"> block. Three things, in this order.</w:t>
-      </w:r>
-    </w:p>
-    <w:p>
-      <w:pPr>
-        <w:pStyle w:val="ListParagraph"/>
-        <w:numPr>
-          <w:ilvl w:val="0"/>
-          <w:numId w:val="2"/>
-        </w:numPr>
-        <w:spacing w:after="80" w:line="276"/>
-      </w:pPr>
-      <w:r>
-        <w:rPr>
-          <w:sz w:val="22"/>
-          <w:szCs w:val="22"/>
-        </w:rPr>
-        <w:t xml:space="preserve">Turn both LEDs red.</w:t>
-      </w:r>
-    </w:p>
-    <w:p>
-      <w:pPr>
-        <w:pStyle w:val="ListParagraph"/>
-        <w:numPr>
-          <w:ilvl w:val="0"/>
-          <w:numId w:val="2"/>
-        </w:numPr>
-        <w:spacing w:after="80" w:line="276"/>
-      </w:pPr>
-      <w:r>
-        <w:rPr>
-          <w:sz w:val="22"/>
-          <w:szCs w:val="22"/>
-        </w:rPr>
-        <w:t xml:space="preserve">Sleep for half a second.</w:t>
-      </w:r>
-    </w:p>
-    <w:p>
-      <w:pPr>
-        <w:pStyle w:val="ListParagraph"/>
-        <w:numPr>
-          <w:ilvl w:val="0"/>
-          <w:numId w:val="2"/>
-        </w:numPr>
-        <w:spacing w:after="80" w:line="276"/>
-      </w:pPr>
-      <w:r>
-        <w:rPr>
-          <w:sz w:val="22"/>
-          <w:szCs w:val="22"/>
-        </w:rPr>
-        <w:t xml:space="preserve">Turn both LEDs off.</w:t>
-      </w:r>
-    </w:p>
-    <w:p>
-      <w:pPr>
-        <w:spacing w:after="60"/>
-      </w:pPr>
-    </w:p>
-    <w:p>
-      <w:pPr>
-        <w:spacing w:after="120" w:line="276"/>
-      </w:pPr>
-      <w:r>
-        <w:rPr>
-          <w:sz w:val="22"/>
-          <w:szCs w:val="22"/>
-        </w:rPr>
-        <w:t xml:space="preserve">Your code goes above the </w:t>
-      </w:r>
-      <w:r>
-        <w:rPr>
-          <w:rFonts w:ascii="Consolas" w:cs="Consolas" w:eastAsia="Consolas" w:hAnsi="Consolas"/>
-          <w:sz w:val="20"/>
-          <w:szCs w:val="20"/>
-        </w:rPr>
-        <w:t xml:space="preserve">alvik.stop()</w:t>
-      </w:r>
-      <w:r>
-        <w:rPr>
-          <w:sz w:val="22"/>
-          <w:szCs w:val="22"/>
-        </w:rPr>
-        <w:t xml:space="preserve"> line that is already there. Leave that line alone.</w:t>
-      </w:r>
-    </w:p>
-    <w:p>
-      <w:pPr>
-        <w:spacing w:after="120" w:line="276"/>
-      </w:pPr>
-      <w:r>
-        <w:rPr>
-          <w:sz w:val="22"/>
-          <w:szCs w:val="22"/>
-        </w:rPr>
-        <w:t xml:space="preserve">The red flash proves the shutdown ran. A silent stop looks exactly like a crash, and you want to be able to tell them apart.</w:t>
+        <w:t xml:space="preserve">White means "running, waiting for a button." It is how you tell a robot that is waiting from a robot that is frozen.</w:t>
+      </w:r>
+    </w:p>
+    <w:p>
+      <w:pPr>
+        <w:spacing w:after="120" w:line="276"/>
+      </w:pPr>
+      <w:r>
+        <w:rPr>
+          <w:sz w:val="22"/>
+          <w:szCs w:val="22"/>
+        </w:rPr>
+        <w:t xml:space="preserve">Find the </w:t>
+      </w:r>
+      <w:r>
+        <w:rPr>
+          <w:rFonts w:ascii="Roboto Mono" w:cs="Roboto Mono" w:eastAsia="Roboto Mono" w:hAnsi="Roboto Mono"/>
+          <w:sz w:val="19"/>
+          <w:szCs w:val="19"/>
+        </w:rPr>
+        <w:t xml:space="preserve"># WORK 2</w:t>
+      </w:r>
+      <w:r>
+        <w:rPr>
+          <w:sz w:val="22"/>
+          <w:szCs w:val="22"/>
+        </w:rPr>
+        <w:t xml:space="preserve"> comment, inside the loop, and type this underneath it:</w:t>
+      </w:r>
+    </w:p>
+    <w:tbl>
+      <w:tblPr>
+        <w:tblW w:type="dxa" w:w="9360"/>
+        <w:tblBorders>
+          <w:top w:val="single" w:color="auto" w:sz="4"/>
+          <w:left w:val="single" w:color="auto" w:sz="4"/>
+          <w:bottom w:val="single" w:color="auto" w:sz="4"/>
+          <w:right w:val="single" w:color="auto" w:sz="4"/>
+          <w:insideH w:val="single" w:color="auto" w:sz="4"/>
+          <w:insideV w:val="single" w:color="auto" w:sz="4"/>
+        </w:tblBorders>
+      </w:tblPr>
+      <w:tblGrid>
+        <w:gridCol w:w="9360"/>
+      </w:tblGrid>
+      <w:tr>
+        <w:trPr>
+          <w:cantSplit/>
+        </w:trPr>
+        <w:tc>
+          <w:tcPr>
+            <w:tcW w:type="dxa" w:w="9360"/>
+            <w:tcBorders>
+              <w:top w:val="single" w:color="9A9A9A" w:sz="4"/>
+              <w:left w:val="single" w:color="9A9A9A" w:sz="4"/>
+              <w:bottom w:val="single" w:color="9A9A9A" w:sz="4"/>
+              <w:right w:val="single" w:color="9A9A9A" w:sz="4"/>
+            </w:tcBorders>
+            <w:tcMar>
+              <w:top w:type="dxa" w:w="120"/>
+              <w:left w:type="dxa" w:w="180"/>
+              <w:bottom w:type="dxa" w:w="120"/>
+              <w:right w:type="dxa" w:w="180"/>
+            </w:tcMar>
+          </w:tcPr>
+          <w:p>
+            <w:pPr>
+              <w:spacing w:after="0" w:line="240"/>
+            </w:pPr>
+            <w:r>
+              <w:rPr>
+                <w:rFonts w:ascii="Roboto Mono" w:cs="Roboto Mono" w:eastAsia="Roboto Mono" w:hAnsi="Roboto Mono"/>
+                <w:sz w:val="19"/>
+                <w:szCs w:val="19"/>
+              </w:rPr>
+              <w:t xml:space="preserve">if gamepad.held('cross'):</w:t>
+            </w:r>
+          </w:p>
+          <w:p>
+            <w:pPr>
+              <w:spacing w:after="0" w:line="240"/>
+            </w:pPr>
+            <w:r>
+              <w:rPr>
+                <w:rFonts w:ascii="Roboto Mono" w:cs="Roboto Mono" w:eastAsia="Roboto Mono" w:hAnsi="Roboto Mono"/>
+                <w:sz w:val="19"/>
+                <w:szCs w:val="19"/>
+              </w:rPr>
+              <w:t xml:space="preserve">    alvik.left_led.set_color(0, 0, 1)</w:t>
+            </w:r>
+          </w:p>
+          <w:p>
+            <w:pPr>
+              <w:spacing w:after="0" w:line="240"/>
+            </w:pPr>
+            <w:r>
+              <w:rPr>
+                <w:rFonts w:ascii="Roboto Mono" w:cs="Roboto Mono" w:eastAsia="Roboto Mono" w:hAnsi="Roboto Mono"/>
+                <w:sz w:val="19"/>
+                <w:szCs w:val="19"/>
+              </w:rPr>
+              <w:t xml:space="preserve">    alvik.right_led.set_color(0, 0, 1)</w:t>
+            </w:r>
+          </w:p>
+          <w:p>
+            <w:pPr>
+              <w:spacing w:after="0" w:line="240"/>
+            </w:pPr>
+            <w:r>
+              <w:rPr>
+                <w:rFonts w:ascii="Roboto Mono" w:cs="Roboto Mono" w:eastAsia="Roboto Mono" w:hAnsi="Roboto Mono"/>
+                <w:sz w:val="19"/>
+                <w:szCs w:val="19"/>
+              </w:rPr>
+              <w:t xml:space="preserve">elif gamepad.held('circle'):</w:t>
+            </w:r>
+          </w:p>
+          <w:p>
+            <w:pPr>
+              <w:spacing w:after="0" w:line="240"/>
+            </w:pPr>
+            <w:r>
+              <w:rPr>
+                <w:rFonts w:ascii="Roboto Mono" w:cs="Roboto Mono" w:eastAsia="Roboto Mono" w:hAnsi="Roboto Mono"/>
+                <w:sz w:val="19"/>
+                <w:szCs w:val="19"/>
+              </w:rPr>
+              <w:t xml:space="preserve">    alvik.left_led.set_color(1, 0, 0)</w:t>
+            </w:r>
+          </w:p>
+          <w:p>
+            <w:pPr>
+              <w:spacing w:after="0" w:line="240"/>
+            </w:pPr>
+            <w:r>
+              <w:rPr>
+                <w:rFonts w:ascii="Roboto Mono" w:cs="Roboto Mono" w:eastAsia="Roboto Mono" w:hAnsi="Roboto Mono"/>
+                <w:sz w:val="19"/>
+                <w:szCs w:val="19"/>
+              </w:rPr>
+              <w:t xml:space="preserve">    alvik.right_led.set_color(1, 0, 0)</w:t>
+            </w:r>
+          </w:p>
+          <w:p>
+            <w:pPr>
+              <w:spacing w:after="0" w:line="240"/>
+            </w:pPr>
+            <w:r>
+              <w:rPr>
+                <w:rFonts w:ascii="Roboto Mono" w:cs="Roboto Mono" w:eastAsia="Roboto Mono" w:hAnsi="Roboto Mono"/>
+                <w:sz w:val="19"/>
+                <w:szCs w:val="19"/>
+              </w:rPr>
+              <w:t xml:space="preserve">elif gamepad.held('triangle'):</w:t>
+            </w:r>
+          </w:p>
+          <w:p>
+            <w:pPr>
+              <w:spacing w:after="0" w:line="240"/>
+            </w:pPr>
+            <w:r>
+              <w:rPr>
+                <w:rFonts w:ascii="Roboto Mono" w:cs="Roboto Mono" w:eastAsia="Roboto Mono" w:hAnsi="Roboto Mono"/>
+                <w:sz w:val="19"/>
+                <w:szCs w:val="19"/>
+              </w:rPr>
+              <w:t xml:space="preserve">    alvik.left_led.set_color(0, 1, 0)</w:t>
+            </w:r>
+          </w:p>
+          <w:p>
+            <w:pPr>
+              <w:spacing w:after="0" w:line="240"/>
+            </w:pPr>
+            <w:r>
+              <w:rPr>
+                <w:rFonts w:ascii="Roboto Mono" w:cs="Roboto Mono" w:eastAsia="Roboto Mono" w:hAnsi="Roboto Mono"/>
+                <w:sz w:val="19"/>
+                <w:szCs w:val="19"/>
+              </w:rPr>
+              <w:t xml:space="preserve">    alvik.right_led.set_color(0, 1, 0)</w:t>
+            </w:r>
+          </w:p>
+          <w:p>
+            <w:pPr>
+              <w:spacing w:after="0" w:line="240"/>
+            </w:pPr>
+            <w:r>
+              <w:rPr>
+                <w:rFonts w:ascii="Roboto Mono" w:cs="Roboto Mono" w:eastAsia="Roboto Mono" w:hAnsi="Roboto Mono"/>
+                <w:sz w:val="19"/>
+                <w:szCs w:val="19"/>
+              </w:rPr>
+              <w:t xml:space="preserve">else:</w:t>
+            </w:r>
+          </w:p>
+          <w:p>
+            <w:pPr>
+              <w:spacing w:after="0" w:line="240"/>
+            </w:pPr>
+            <w:r>
+              <w:rPr>
+                <w:rFonts w:ascii="Roboto Mono" w:cs="Roboto Mono" w:eastAsia="Roboto Mono" w:hAnsi="Roboto Mono"/>
+                <w:sz w:val="19"/>
+                <w:szCs w:val="19"/>
+              </w:rPr>
+              <w:t xml:space="preserve">    alvik.left_led.set_color(1, 1, 1)</w:t>
+            </w:r>
+          </w:p>
+          <w:p>
+            <w:pPr>
+              <w:spacing w:after="0" w:line="240"/>
+            </w:pPr>
+            <w:r>
+              <w:rPr>
+                <w:rFonts w:ascii="Roboto Mono" w:cs="Roboto Mono" w:eastAsia="Roboto Mono" w:hAnsi="Roboto Mono"/>
+                <w:sz w:val="19"/>
+                <w:szCs w:val="19"/>
+              </w:rPr>
+              <w:t xml:space="preserve">    alvik.right_led.set_color(1, 1, 1)</w:t>
+            </w:r>
+          </w:p>
+        </w:tc>
+      </w:tr>
+    </w:tbl>
+    <w:p>
+      <w:pPr>
+        <w:spacing w:after="60" w:line="120"/>
+      </w:pPr>
+      <w:r>
+        <w:rPr>
+          <w:sz w:val="8"/>
+          <w:szCs w:val="8"/>
+        </w:rPr>
+        <w:t xml:space="preserve"/>
+      </w:r>
+    </w:p>
+    <w:p>
+      <w:pPr>
+        <w:spacing w:after="120" w:line="276"/>
+      </w:pPr>
+      <w:r>
+        <w:rPr>
+          <w:sz w:val="22"/>
+          <w:szCs w:val="22"/>
+        </w:rPr>
+        <w:t xml:space="preserve">Each </w:t>
+      </w:r>
+      <w:r>
+        <w:rPr>
+          <w:rFonts w:ascii="Roboto Mono" w:cs="Roboto Mono" w:eastAsia="Roboto Mono" w:hAnsi="Roboto Mono"/>
+          <w:sz w:val="19"/>
+          <w:szCs w:val="19"/>
+        </w:rPr>
+        <w:t xml:space="preserve">set_color</w:t>
+      </w:r>
+      <w:r>
+        <w:rPr>
+          <w:sz w:val="22"/>
+          <w:szCs w:val="22"/>
+        </w:rPr>
+        <w:t xml:space="preserve"> pair is a block belonging to the rule above it, so Thonny will already have moved you to the right after each colon. When you finish a pair and need to type the next </w:t>
+      </w:r>
+      <w:r>
+        <w:rPr>
+          <w:rFonts w:ascii="Roboto Mono" w:cs="Roboto Mono" w:eastAsia="Roboto Mono" w:hAnsi="Roboto Mono"/>
+          <w:sz w:val="19"/>
+          <w:szCs w:val="19"/>
+        </w:rPr>
+        <w:t xml:space="preserve">elif</w:t>
+      </w:r>
+      <w:r>
+        <w:rPr>
+          <w:sz w:val="22"/>
+          <w:szCs w:val="22"/>
+        </w:rPr>
+        <w:t xml:space="preserve">, press Backspace once to come back out.</w:t>
+      </w:r>
+    </w:p>
+    <w:p>
+      <w:pPr>
+        <w:spacing w:after="120" w:line="276"/>
+      </w:pPr>
+      <w:r>
+        <w:rPr>
+          <w:sz w:val="22"/>
+          <w:szCs w:val="22"/>
+        </w:rPr>
+        <w:t xml:space="preserve">Run it. Hold X for blue, CIRCLE for red, TRIANGLE for green, let go for white.</w:t>
       </w:r>
     </w:p>
     <w:p>
@@ -1396,73 +2469,203 @@
         <w:spacing w:after="120" w:before="260"/>
       </w:pPr>
       <w:r>
-        <w:t xml:space="preserve">Step 3: Worksheet and check off</w:t>
-      </w:r>
-    </w:p>
-    <w:p>
-      <w:pPr>
-        <w:spacing w:after="120" w:line="276"/>
-      </w:pPr>
-      <w:r>
-        <w:rPr>
-          <w:sz w:val="22"/>
-          <w:szCs w:val="22"/>
-        </w:rPr>
-        <w:t xml:space="preserve">When you run the finished file, all of this happens in one go. Hold X for blue, CIRCLE for red, TRIANGLE for green, let go for white, then stop and watch the red flash.</w:t>
-      </w:r>
-    </w:p>
-    <w:p>
-      <w:pPr>
-        <w:spacing w:after="120" w:line="276"/>
-      </w:pPr>
-      <w:r>
-        <w:rPr>
-          <w:sz w:val="22"/>
-          <w:szCs w:val="22"/>
-        </w:rPr>
-        <w:t xml:space="preserve">Part A of the worksheet has three WORK boxes and a FLEX box. Those match the </w:t>
-      </w:r>
-      <w:r>
-        <w:rPr>
-          <w:rFonts w:ascii="Consolas" w:cs="Consolas" w:eastAsia="Consolas" w:hAnsi="Consolas"/>
-          <w:sz w:val="20"/>
-          <w:szCs w:val="20"/>
-        </w:rPr>
-        <w:t xml:space="preserve"># WORK</w:t>
-      </w:r>
-      <w:r>
-        <w:rPr>
-          <w:sz w:val="22"/>
-          <w:szCs w:val="22"/>
-        </w:rPr>
-        <w:t xml:space="preserve"> and </w:t>
-      </w:r>
-      <w:r>
-        <w:rPr>
-          <w:rFonts w:ascii="Consolas" w:cs="Consolas" w:eastAsia="Consolas" w:hAnsi="Consolas"/>
-          <w:sz w:val="20"/>
-          <w:szCs w:val="20"/>
-        </w:rPr>
-        <w:t xml:space="preserve"># FLEX</w:t>
-      </w:r>
-      <w:r>
-        <w:rPr>
-          <w:sz w:val="22"/>
-          <w:szCs w:val="22"/>
-        </w:rPr>
-        <w:t xml:space="preserve"> comments in your Python file. Copy the key line or lines from each one into its box. If you skipped the flex, leave the FLEX box empty.</w:t>
-      </w:r>
-    </w:p>
-    <w:p>
-      <w:pPr>
-        <w:spacing w:after="120" w:line="276"/>
-      </w:pPr>
-      <w:r>
-        <w:rPr>
-          <w:sz w:val="22"/>
-          <w:szCs w:val="22"/>
-        </w:rPr>
-        <w:t xml:space="preserve">There is one checkoff. You run your finished file once and it shows everything you built. Nothing gets erased or commented out along the way. You get 19 points for doing the work, or 20 if you did the flex. Late work is your points times 0.9. A missing robot or a missing worksheet is a 0 and a redo. This class is self-paced, so work as fast as you want, but watch the due dates. Finish all fourteen projects and you unlock the Lego and servo bin.</w:t>
+        <w:t xml:space="preserve">Step 4: Type in WORK 3</w:t>
+      </w:r>
+    </w:p>
+    <w:p>
+      <w:pPr>
+        <w:spacing w:after="120" w:line="276"/>
+      </w:pPr>
+      <w:r>
+        <w:rPr>
+          <w:sz w:val="22"/>
+          <w:szCs w:val="22"/>
+        </w:rPr>
+        <w:t xml:space="preserve">This is the shutdown. It flashes both lights red for half a second, then turns them off. The flash is proof that the cleanup actually ran — a silent stop looks exactly like a crash, and you want to tell them apart.</w:t>
+      </w:r>
+    </w:p>
+    <w:p>
+      <w:pPr>
+        <w:spacing w:after="120" w:line="276"/>
+      </w:pPr>
+      <w:r>
+        <w:rPr>
+          <w:sz w:val="22"/>
+          <w:szCs w:val="22"/>
+        </w:rPr>
+        <w:t xml:space="preserve">Find the </w:t>
+      </w:r>
+      <w:r>
+        <w:rPr>
+          <w:rFonts w:ascii="Roboto Mono" w:cs="Roboto Mono" w:eastAsia="Roboto Mono" w:hAnsi="Roboto Mono"/>
+          <w:sz w:val="19"/>
+          <w:szCs w:val="19"/>
+        </w:rPr>
+        <w:t xml:space="preserve"># WORK 3</w:t>
+      </w:r>
+      <w:r>
+        <w:rPr>
+          <w:sz w:val="22"/>
+          <w:szCs w:val="22"/>
+        </w:rPr>
+        <w:t xml:space="preserve"> comment, inside </w:t>
+      </w:r>
+      <w:r>
+        <w:rPr>
+          <w:rFonts w:ascii="Roboto Mono" w:cs="Roboto Mono" w:eastAsia="Roboto Mono" w:hAnsi="Roboto Mono"/>
+          <w:sz w:val="19"/>
+          <w:szCs w:val="19"/>
+        </w:rPr>
+        <w:t xml:space="preserve">finally:</w:t>
+      </w:r>
+      <w:r>
+        <w:rPr>
+          <w:sz w:val="22"/>
+          <w:szCs w:val="22"/>
+        </w:rPr>
+        <w:t xml:space="preserve">, and type these underneath it. They go above the </w:t>
+      </w:r>
+      <w:r>
+        <w:rPr>
+          <w:rFonts w:ascii="Roboto Mono" w:cs="Roboto Mono" w:eastAsia="Roboto Mono" w:hAnsi="Roboto Mono"/>
+          <w:sz w:val="19"/>
+          <w:szCs w:val="19"/>
+        </w:rPr>
+        <w:t xml:space="preserve">alvik.stop()</w:t>
+      </w:r>
+      <w:r>
+        <w:rPr>
+          <w:sz w:val="22"/>
+          <w:szCs w:val="22"/>
+        </w:rPr>
+        <w:t xml:space="preserve"> line that is already there. Leave that line alone:</w:t>
+      </w:r>
+    </w:p>
+    <w:tbl>
+      <w:tblPr>
+        <w:tblW w:type="dxa" w:w="9360"/>
+        <w:tblBorders>
+          <w:top w:val="single" w:color="auto" w:sz="4"/>
+          <w:left w:val="single" w:color="auto" w:sz="4"/>
+          <w:bottom w:val="single" w:color="auto" w:sz="4"/>
+          <w:right w:val="single" w:color="auto" w:sz="4"/>
+          <w:insideH w:val="single" w:color="auto" w:sz="4"/>
+          <w:insideV w:val="single" w:color="auto" w:sz="4"/>
+        </w:tblBorders>
+      </w:tblPr>
+      <w:tblGrid>
+        <w:gridCol w:w="9360"/>
+      </w:tblGrid>
+      <w:tr>
+        <w:trPr>
+          <w:cantSplit/>
+        </w:trPr>
+        <w:tc>
+          <w:tcPr>
+            <w:tcW w:type="dxa" w:w="9360"/>
+            <w:tcBorders>
+              <w:top w:val="single" w:color="9A9A9A" w:sz="4"/>
+              <w:left w:val="single" w:color="9A9A9A" w:sz="4"/>
+              <w:bottom w:val="single" w:color="9A9A9A" w:sz="4"/>
+              <w:right w:val="single" w:color="9A9A9A" w:sz="4"/>
+            </w:tcBorders>
+            <w:tcMar>
+              <w:top w:type="dxa" w:w="120"/>
+              <w:left w:type="dxa" w:w="180"/>
+              <w:bottom w:type="dxa" w:w="120"/>
+              <w:right w:type="dxa" w:w="180"/>
+            </w:tcMar>
+          </w:tcPr>
+          <w:p>
+            <w:pPr>
+              <w:spacing w:after="0" w:line="240"/>
+            </w:pPr>
+            <w:r>
+              <w:rPr>
+                <w:rFonts w:ascii="Roboto Mono" w:cs="Roboto Mono" w:eastAsia="Roboto Mono" w:hAnsi="Roboto Mono"/>
+                <w:sz w:val="19"/>
+                <w:szCs w:val="19"/>
+              </w:rPr>
+              <w:t xml:space="preserve">alvik.left_led.set_color(1, 0, 0)</w:t>
+            </w:r>
+          </w:p>
+          <w:p>
+            <w:pPr>
+              <w:spacing w:after="0" w:line="240"/>
+            </w:pPr>
+            <w:r>
+              <w:rPr>
+                <w:rFonts w:ascii="Roboto Mono" w:cs="Roboto Mono" w:eastAsia="Roboto Mono" w:hAnsi="Roboto Mono"/>
+                <w:sz w:val="19"/>
+                <w:szCs w:val="19"/>
+              </w:rPr>
+              <w:t xml:space="preserve">alvik.right_led.set_color(1, 0, 0)</w:t>
+            </w:r>
+          </w:p>
+          <w:p>
+            <w:pPr>
+              <w:spacing w:after="0" w:line="240"/>
+            </w:pPr>
+            <w:r>
+              <w:rPr>
+                <w:rFonts w:ascii="Roboto Mono" w:cs="Roboto Mono" w:eastAsia="Roboto Mono" w:hAnsi="Roboto Mono"/>
+                <w:sz w:val="19"/>
+                <w:szCs w:val="19"/>
+              </w:rPr>
+              <w:t xml:space="preserve">time.sleep(0.5)</w:t>
+            </w:r>
+          </w:p>
+          <w:p>
+            <w:pPr>
+              <w:spacing w:after="0" w:line="240"/>
+            </w:pPr>
+            <w:r>
+              <w:rPr>
+                <w:rFonts w:ascii="Roboto Mono" w:cs="Roboto Mono" w:eastAsia="Roboto Mono" w:hAnsi="Roboto Mono"/>
+                <w:sz w:val="19"/>
+                <w:szCs w:val="19"/>
+              </w:rPr>
+              <w:t xml:space="preserve">alvik.left_led.set_color(0, 0, 0)</w:t>
+            </w:r>
+          </w:p>
+          <w:p>
+            <w:pPr>
+              <w:spacing w:after="0" w:line="240"/>
+            </w:pPr>
+            <w:r>
+              <w:rPr>
+                <w:rFonts w:ascii="Roboto Mono" w:cs="Roboto Mono" w:eastAsia="Roboto Mono" w:hAnsi="Roboto Mono"/>
+                <w:sz w:val="19"/>
+                <w:szCs w:val="19"/>
+              </w:rPr>
+              <w:t xml:space="preserve">alvik.right_led.set_color(0, 0, 0)</w:t>
+            </w:r>
+          </w:p>
+        </w:tc>
+      </w:tr>
+    </w:tbl>
+    <w:p>
+      <w:pPr>
+        <w:spacing w:after="60" w:line="120"/>
+      </w:pPr>
+      <w:r>
+        <w:rPr>
+          <w:sz w:val="8"/>
+          <w:szCs w:val="8"/>
+        </w:rPr>
+        <w:t xml:space="preserve"/>
+      </w:r>
+    </w:p>
+    <w:p>
+      <w:pPr>
+        <w:spacing w:after="120" w:line="276"/>
+      </w:pPr>
+      <w:r>
+        <w:rPr>
+          <w:sz w:val="22"/>
+          <w:szCs w:val="22"/>
+        </w:rPr>
+        <w:t xml:space="preserve">Run it, then press Options. The lights should flash red and go dark.</w:t>
       </w:r>
     </w:p>
     <w:p>
@@ -1472,6 +2675,82 @@
         <w:spacing w:after="120" w:before="260"/>
       </w:pPr>
       <w:r>
+        <w:t xml:space="preserve">Step 5: Worksheet and check off</w:t>
+      </w:r>
+    </w:p>
+    <w:p>
+      <w:pPr>
+        <w:spacing w:after="120" w:line="276"/>
+      </w:pPr>
+      <w:r>
+        <w:rPr>
+          <w:sz w:val="22"/>
+          <w:szCs w:val="22"/>
+        </w:rPr>
+        <w:t xml:space="preserve">When you run the finished file, all of this happens in one go. Hold X for blue, CIRCLE for red, TRIANGLE for green, let go for white, then stop and watch the red flash.</w:t>
+      </w:r>
+    </w:p>
+    <w:p>
+      <w:pPr>
+        <w:spacing w:after="120" w:line="276"/>
+      </w:pPr>
+      <w:r>
+        <w:rPr>
+          <w:sz w:val="22"/>
+          <w:szCs w:val="22"/>
+        </w:rPr>
+        <w:t xml:space="preserve">Part A of the worksheet has three WORK boxes and a FLEX box. Those match the </w:t>
+      </w:r>
+      <w:r>
+        <w:rPr>
+          <w:rFonts w:ascii="Roboto Mono" w:cs="Roboto Mono" w:eastAsia="Roboto Mono" w:hAnsi="Roboto Mono"/>
+          <w:sz w:val="19"/>
+          <w:szCs w:val="19"/>
+        </w:rPr>
+        <w:t xml:space="preserve"># WORK</w:t>
+      </w:r>
+      <w:r>
+        <w:rPr>
+          <w:sz w:val="22"/>
+          <w:szCs w:val="22"/>
+        </w:rPr>
+        <w:t xml:space="preserve"> and </w:t>
+      </w:r>
+      <w:r>
+        <w:rPr>
+          <w:rFonts w:ascii="Roboto Mono" w:cs="Roboto Mono" w:eastAsia="Roboto Mono" w:hAnsi="Roboto Mono"/>
+          <w:sz w:val="19"/>
+          <w:szCs w:val="19"/>
+        </w:rPr>
+        <w:t xml:space="preserve"># FLEX</w:t>
+      </w:r>
+      <w:r>
+        <w:rPr>
+          <w:sz w:val="22"/>
+          <w:szCs w:val="22"/>
+        </w:rPr>
+        <w:t xml:space="preserve"> comments in your Python file. Copy the key line or lines from each one into its box. If you skipped the flex, leave the FLEX box empty.</w:t>
+      </w:r>
+    </w:p>
+    <w:p>
+      <w:pPr>
+        <w:spacing w:after="120" w:line="276"/>
+      </w:pPr>
+      <w:r>
+        <w:rPr>
+          <w:sz w:val="22"/>
+          <w:szCs w:val="22"/>
+        </w:rPr>
+        <w:t xml:space="preserve">There is one checkoff. You run your finished file once and it shows everything you built. Nothing gets erased or commented out along the way. You get 19 points for doing the work, or 20 if you did the flex. Late work is your points times 0.9. A missing robot or a missing worksheet is a 0 and a redo. This class is self-paced, so work as fast as you want, but watch the due dates. Finish all fourteen projects and you unlock the Lego and servo bin.</w:t>
+      </w:r>
+    </w:p>
+    <w:p>
+      <w:pPr>
+        <w:pStyle w:val="Heading2"/>
+        <w:keepNext/>
+        <w:spacing w:after="120" w:before="260"/>
+      </w:pPr>
+      <w:r>
         <w:t xml:space="preserve">FLEX: The A+</w:t>
       </w:r>
     </w:p>
@@ -1484,13 +2763,25 @@
           <w:sz w:val="22"/>
           <w:szCs w:val="22"/>
         </w:rPr>
-        <w:t xml:space="preserve">Make the SQUARE button run a light show. Add it as one more </w:t>
-      </w:r>
-      <w:r>
-        <w:rPr>
-          <w:rFonts w:ascii="Consolas" w:cs="Consolas" w:eastAsia="Consolas" w:hAnsi="Consolas"/>
-          <w:sz w:val="20"/>
-          <w:szCs w:val="20"/>
+        <w:t xml:space="preserve">This one is not printed anywhere. You work it out.</w:t>
+      </w:r>
+    </w:p>
+    <w:p>
+      <w:pPr>
+        <w:spacing w:after="120" w:line="276"/>
+      </w:pPr>
+      <w:r>
+        <w:rPr>
+          <w:sz w:val="22"/>
+          <w:szCs w:val="22"/>
+        </w:rPr>
+        <w:t xml:space="preserve">Make the SQUARE button run a light show, as one more </w:t>
+      </w:r>
+      <w:r>
+        <w:rPr>
+          <w:rFonts w:ascii="Roboto Mono" w:cs="Roboto Mono" w:eastAsia="Roboto Mono" w:hAnsi="Roboto Mono"/>
+          <w:sz w:val="19"/>
+          <w:szCs w:val="19"/>
         </w:rPr>
         <w:t xml:space="preserve">elif</w:t>
       </w:r>
@@ -1499,7 +2790,7 @@
           <w:sz w:val="22"/>
           <w:szCs w:val="22"/>
         </w:rPr>
-        <w:t xml:space="preserve">.</w:t>
+        <w:t xml:space="preserve"> in your chain.</w:t>
       </w:r>
     </w:p>
     <w:p>
@@ -1515,11 +2806,11 @@
       </w:r>
       <w:r>
         <w:rPr>
-          <w:rFonts w:ascii="Consolas" w:cs="Consolas" w:eastAsia="Consolas" w:hAnsi="Consolas"/>
-          <w:sz w:val="20"/>
-          <w:szCs w:val="20"/>
-        </w:rPr>
-        <w:t xml:space="preserve">time.sleep_ms()</w:t>
+          <w:rFonts w:ascii="Roboto Mono" w:cs="Roboto Mono" w:eastAsia="Roboto Mono" w:hAnsi="Roboto Mono"/>
+          <w:sz w:val="19"/>
+          <w:szCs w:val="19"/>
+        </w:rPr>
+        <w:t xml:space="preserve">time.sleep()</w:t>
       </w:r>
       <w:r>
         <w:rPr>
@@ -1541,7 +2832,7 @@
           <w:sz w:val="18"/>
           <w:szCs w:val="18"/>
         </w:rPr>
-        <w:t xml:space="preserve">V02</w:t>
+        <w:t xml:space="preserve">V08</w:t>
       </w:r>
     </w:p>
     <w:sectPr>
@@ -1642,7 +2933,7 @@
               <w:sz w:val="17"/>
               <w:szCs w:val="17"/>
             </w:rPr>
-            <w:t xml:space="preserve">Project 01: Gamepad Lights  ·  V02</w:t>
+            <w:t xml:space="preserve">Project 01: Gamepad Lights  ·  V08</w:t>
           </w:r>
         </w:p>
       </w:tc>

--- a/guide_builder/P01_Gamepad_Lights_Guide.docx
+++ b/guide_builder/P01_Gamepad_Lights_Guide.docx
@@ -133,7 +133,7 @@
         <w:spacing w:after="120" w:before="260"/>
       </w:pPr>
       <w:r>
-        <w:t xml:space="preserve">1. You type the code yourself</w:t>
+        <w:t xml:space="preserve">You type the code yourself</w:t>
       </w:r>
     </w:p>
     <w:p>
@@ -179,7 +179,7 @@
         <w:spacing w:after="120" w:before="260"/>
       </w:pPr>
       <w:r>
-        <w:t xml:space="preserve">2. Blocks</w:t>
+        <w:t xml:space="preserve">Blocks</w:t>
       </w:r>
     </w:p>
     <w:p>
@@ -440,7 +440,7 @@
         <w:spacing w:after="120" w:before="260"/>
       </w:pPr>
       <w:r>
-        <w:t xml:space="preserve">3. Setting up</w:t>
+        <w:t xml:space="preserve">Setting up</w:t>
       </w:r>
     </w:p>
     <w:p>
@@ -756,7 +756,7 @@
         <w:spacing w:after="120" w:before="260"/>
       </w:pPr>
       <w:r>
-        <w:t xml:space="preserve">4. The main loop</w:t>
+        <w:t xml:space="preserve">The main loop</w:t>
       </w:r>
     </w:p>
     <w:p>
@@ -1002,7 +1002,7 @@
         <w:spacing w:after="120" w:before="260"/>
       </w:pPr>
       <w:r>
-        <w:t xml:space="preserve">5. Ask the gamepad for fresh data</w:t>
+        <w:t xml:space="preserve">Ask the gamepad for fresh data</w:t>
       </w:r>
     </w:p>
     <w:p>
@@ -1114,7 +1114,7 @@
         <w:spacing w:after="120" w:before="260"/>
       </w:pPr>
       <w:r>
-        <w:t xml:space="preserve">6. Making choices</w:t>
+        <w:t xml:space="preserve">Making choices</w:t>
       </w:r>
     </w:p>
     <w:p>
@@ -1419,7 +1419,7 @@
         <w:spacing w:after="120" w:before="260"/>
       </w:pPr>
       <w:r>
-        <w:t xml:space="preserve">7. Mixing colors</w:t>
+        <w:t xml:space="preserve">Mixing colors</w:t>
       </w:r>
     </w:p>
     <w:p>
@@ -1610,7 +1610,7 @@
         <w:spacing w:after="120" w:before="260"/>
       </w:pPr>
       <w:r>
-        <w:t xml:space="preserve">8. The finally block</w:t>
+        <w:t xml:space="preserve">The finally block</w:t>
       </w:r>
     </w:p>
     <w:p>
@@ -2087,7 +2087,7 @@
           <w:sz w:val="22"/>
           <w:szCs w:val="22"/>
         </w:rPr>
-        <w:t xml:space="preserve">This is the chain from section 6, with buttons instead of temperatures. It asks four questions in order and only one of them wins:</w:t>
+        <w:t xml:space="preserve">This is the chain from Making choices, with buttons instead of temperatures. It asks four questions in order and only one of them wins:</w:t>
       </w:r>
     </w:p>
     <w:p>
@@ -2741,7 +2741,7 @@
           <w:sz w:val="22"/>
           <w:szCs w:val="22"/>
         </w:rPr>
-        <w:t xml:space="preserve">There is one checkoff. You run your finished file once and it shows everything you built. Nothing gets erased or commented out along the way. You get 19 points for doing the work, or 20 if you did the flex. Late work is your points times 0.9. A missing robot or a missing worksheet is a 0 and a redo. This class is self-paced, so work as fast as you want, but watch the due dates. Finish all fourteen projects and you unlock the Lego and servo bin.</w:t>
+        <w:t xml:space="preserve">One checkoff. Run the finished file once and it shows everything you built, so nothing gets commented out along the way. The work is 19 points, the flex is 20, undone is 0. Late is your points × 0.9. No robot or no worksheet is a 0 and a redo. Work at your own speed and watch the due dates. Finish all fourteen and the Lego and servo bin unlocks.</w:t>
       </w:r>
     </w:p>
     <w:p>
@@ -2818,21 +2818,6 @@
           <w:szCs w:val="22"/>
         </w:rPr>
         <w:t xml:space="preserve"> to flip between two colors while you hold the button. Your call.</w:t>
-      </w:r>
-    </w:p>
-    <w:p>
-      <w:pPr>
-        <w:spacing w:before="400"/>
-      </w:pPr>
-      <w:r>
-        <w:rPr>
-          <w:i/>
-          <w:iCs/>
-          <w:color w:val="808080"/>
-          <w:sz w:val="18"/>
-          <w:szCs w:val="18"/>
-        </w:rPr>
-        <w:t xml:space="preserve">V08</w:t>
       </w:r>
     </w:p>
     <w:sectPr>
@@ -2933,7 +2918,7 @@
               <w:sz w:val="17"/>
               <w:szCs w:val="17"/>
             </w:rPr>
-            <w:t xml:space="preserve">Project 01: Gamepad Lights  ·  V08</w:t>
+            <w:t xml:space="preserve">Project 01: Gamepad Lights  ·  V09</w:t>
           </w:r>
         </w:p>
       </w:tc>

--- a/guide_builder/P01_Gamepad_Lights_Guide.docx
+++ b/guide_builder/P01_Gamepad_Lights_Guide.docx
@@ -880,7 +880,7 @@
           <w:sz w:val="19"/>
           <w:szCs w:val="19"/>
         </w:rPr>
-        <w:t xml:space="preserve">held</w:t>
+        <w:t xml:space="preserve">held()</w:t>
       </w:r>
       <w:r>
         <w:rPr>
@@ -985,7 +985,7 @@
           <w:sz w:val="19"/>
           <w:szCs w:val="19"/>
         </w:rPr>
-        <w:t xml:space="preserve">held</w:t>
+        <w:t xml:space="preserve">held()</w:t>
       </w:r>
       <w:r>
         <w:rPr>
@@ -2425,7 +2425,7 @@
           <w:sz w:val="19"/>
           <w:szCs w:val="19"/>
         </w:rPr>
-        <w:t xml:space="preserve">set_color</w:t>
+        <w:t xml:space="preserve">set_color()</w:t>
       </w:r>
       <w:r>
         <w:rPr>
@@ -2918,7 +2918,7 @@
               <w:sz w:val="17"/>
               <w:szCs w:val="17"/>
             </w:rPr>
-            <w:t xml:space="preserve">Project 01: Gamepad Lights  ·  V09</w:t>
+            <w:t xml:space="preserve">Project 01: Gamepad Lights  ·  V10</w:t>
           </w:r>
         </w:p>
       </w:tc>
